--- a/submission/lab3_Bayes_Filter/Lab3_Bayes_Filter_Report.docx
+++ b/submission/lab3_Bayes_Filter/Lab3_Bayes_Filter_Report.docx
@@ -44,8 +44,6 @@
         </w:rPr>
         <w:t>Bayes Filter</w:t>
       </w:r>
-      <w:bookmarkStart w:id="0" w:name="_GoBack"/>
-      <w:bookmarkEnd w:id="0"/>
     </w:p>
     <w:p>
       <w:pPr>
@@ -65,7 +63,7 @@
     </w:p>
     <w:p>
       <w:pPr>
-        <w:spacing w:after="100" w:line="250" w:lineRule="auto"/>
+        <w:spacing w:line="250" w:lineRule="auto"/>
         <w:rPr>
           <w:rFonts w:ascii="Calibri" w:eastAsia="Times New Roman" w:hAnsi="Calibri" w:cs="Times New Roman"/>
           <w:szCs w:val="20"/>
@@ -81,7 +79,7 @@
     </w:p>
     <w:p>
       <w:pPr>
-        <w:spacing w:after="100" w:line="250" w:lineRule="auto"/>
+        <w:spacing w:line="250" w:lineRule="auto"/>
         <w:rPr>
           <w:rFonts w:ascii="Calibri" w:eastAsia="Times New Roman" w:hAnsi="Calibri" w:cs="Times New Roman"/>
           <w:szCs w:val="20"/>
@@ -113,7 +111,7 @@
     </w:p>
     <w:p>
       <w:pPr>
-        <w:spacing w:after="100" w:line="250" w:lineRule="auto"/>
+        <w:spacing w:line="250" w:lineRule="auto"/>
         <w:rPr>
           <w:rFonts w:ascii="Calibri" w:eastAsia="Times New Roman" w:hAnsi="Calibri" w:cs="Times New Roman"/>
           <w:szCs w:val="20"/>
@@ -155,11 +153,6 @@
       <w:pPr>
         <w:spacing w:after="120"/>
       </w:pPr>
-    </w:p>
-    <w:p>
-      <w:pPr>
-        <w:spacing w:after="120"/>
-      </w:pPr>
       <w:proofErr w:type="spellStart"/>
       <w:proofErr w:type="gramStart"/>
       <w:r>
@@ -189,6 +182,9 @@
         <w:spacing w:after="120"/>
       </w:pPr>
       <w:r>
+        <w:rPr>
+          <w:noProof/>
+        </w:rPr>
         <w:drawing>
           <wp:inline distT="0" distB="0" distL="0" distR="0" wp14:anchorId="61C5B2E4" wp14:editId="233A24B9">
             <wp:extent cx="5943600" cy="2598420"/>
@@ -286,14 +282,9 @@
         <w:t>.</w:t>
       </w:r>
     </w:p>
-    <w:p>
-      <w:pPr>
-        <w:spacing w:after="120"/>
-      </w:pPr>
-    </w:p>
     <w:tbl>
       <w:tblPr>
-        <w:tblW w:w="9360" w:type="dxa"/>
+        <w:tblW w:w="9910" w:type="dxa"/>
         <w:tblBorders>
           <w:top w:val="single" w:sz="4" w:space="0" w:color="auto"/>
           <w:left w:val="single" w:sz="4" w:space="0" w:color="auto"/>
@@ -309,23 +300,18 @@
         <w:tblLook w:val="0000" w:firstRow="0" w:lastRow="0" w:firstColumn="0" w:lastColumn="0" w:noHBand="0" w:noVBand="0"/>
       </w:tblPr>
       <w:tblGrid>
-        <w:gridCol w:w="1000"/>
-        <w:gridCol w:w="3400"/>
-        <w:gridCol w:w="4960"/>
+        <w:gridCol w:w="1058"/>
+        <w:gridCol w:w="3600"/>
+        <w:gridCol w:w="5252"/>
       </w:tblGrid>
       <w:tr>
-        <w:tblPrEx>
-          <w:tblCellMar>
-            <w:top w:w="0" w:type="dxa"/>
-            <w:bottom w:w="0" w:type="dxa"/>
-          </w:tblCellMar>
-        </w:tblPrEx>
         <w:trPr>
+          <w:trHeight w:val="193"/>
           <w:tblHeader/>
         </w:trPr>
         <w:tc>
           <w:tcPr>
-            <w:tcW w:w="1000" w:type="dxa"/>
+            <w:tcW w:w="1058" w:type="dxa"/>
             <w:tcBorders>
               <w:top w:val="single" w:sz="4" w:space="0" w:color="BFBFBF"/>
               <w:left w:val="single" w:sz="4" w:space="0" w:color="BFBFBF"/>
@@ -355,7 +341,7 @@
         </w:tc>
         <w:tc>
           <w:tcPr>
-            <w:tcW w:w="3400" w:type="dxa"/>
+            <w:tcW w:w="3600" w:type="dxa"/>
             <w:tcBorders>
               <w:top w:val="single" w:sz="4" w:space="0" w:color="BFBFBF"/>
               <w:left w:val="single" w:sz="4" w:space="0" w:color="BFBFBF"/>
@@ -385,7 +371,7 @@
         </w:tc>
         <w:tc>
           <w:tcPr>
-            <w:tcW w:w="4960" w:type="dxa"/>
+            <w:tcW w:w="5252" w:type="dxa"/>
             <w:tcBorders>
               <w:top w:val="single" w:sz="4" w:space="0" w:color="BFBFBF"/>
               <w:left w:val="single" w:sz="4" w:space="0" w:color="BFBFBF"/>
@@ -415,15 +401,12 @@
         </w:tc>
       </w:tr>
       <w:tr>
-        <w:tblPrEx>
-          <w:tblCellMar>
-            <w:top w:w="0" w:type="dxa"/>
-            <w:bottom w:w="0" w:type="dxa"/>
-          </w:tblCellMar>
-        </w:tblPrEx>
-        <w:tc>
-          <w:tcPr>
-            <w:tcW w:w="1000" w:type="dxa"/>
+        <w:trPr>
+          <w:trHeight w:val="654"/>
+        </w:trPr>
+        <w:tc>
+          <w:tcPr>
+            <w:tcW w:w="1058" w:type="dxa"/>
             <w:tcBorders>
               <w:top w:val="single" w:sz="4" w:space="0" w:color="BFBFBF"/>
               <w:left w:val="single" w:sz="4" w:space="0" w:color="BFBFBF"/>
@@ -450,7 +433,7 @@
         </w:tc>
         <w:tc>
           <w:tcPr>
-            <w:tcW w:w="3400" w:type="dxa"/>
+            <w:tcW w:w="3600" w:type="dxa"/>
             <w:tcBorders>
               <w:top w:val="single" w:sz="4" w:space="0" w:color="BFBFBF"/>
               <w:left w:val="single" w:sz="4" w:space="0" w:color="BFBFBF"/>
@@ -478,7 +461,7 @@
         </w:tc>
         <w:tc>
           <w:tcPr>
-            <w:tcW w:w="4960" w:type="dxa"/>
+            <w:tcW w:w="5252" w:type="dxa"/>
             <w:tcBorders>
               <w:top w:val="single" w:sz="4" w:space="0" w:color="BFBFBF"/>
               <w:left w:val="single" w:sz="4" w:space="0" w:color="BFBFBF"/>
@@ -520,15 +503,12 @@
         </w:tc>
       </w:tr>
       <w:tr>
-        <w:tblPrEx>
-          <w:tblCellMar>
-            <w:top w:w="0" w:type="dxa"/>
-            <w:bottom w:w="0" w:type="dxa"/>
-          </w:tblCellMar>
-        </w:tblPrEx>
-        <w:tc>
-          <w:tcPr>
-            <w:tcW w:w="1000" w:type="dxa"/>
+        <w:trPr>
+          <w:trHeight w:val="901"/>
+        </w:trPr>
+        <w:tc>
+          <w:tcPr>
+            <w:tcW w:w="1058" w:type="dxa"/>
             <w:tcBorders>
               <w:top w:val="single" w:sz="4" w:space="0" w:color="BFBFBF"/>
               <w:left w:val="single" w:sz="4" w:space="0" w:color="BFBFBF"/>
@@ -555,7 +535,7 @@
         </w:tc>
         <w:tc>
           <w:tcPr>
-            <w:tcW w:w="3400" w:type="dxa"/>
+            <w:tcW w:w="3600" w:type="dxa"/>
             <w:tcBorders>
               <w:top w:val="single" w:sz="4" w:space="0" w:color="BFBFBF"/>
               <w:left w:val="single" w:sz="4" w:space="0" w:color="BFBFBF"/>
@@ -583,7 +563,7 @@
         </w:tc>
         <w:tc>
           <w:tcPr>
-            <w:tcW w:w="4960" w:type="dxa"/>
+            <w:tcW w:w="5252" w:type="dxa"/>
             <w:tcBorders>
               <w:top w:val="single" w:sz="4" w:space="0" w:color="BFBFBF"/>
               <w:left w:val="single" w:sz="4" w:space="0" w:color="BFBFBF"/>
@@ -694,15 +674,12 @@
         </w:tc>
       </w:tr>
       <w:tr>
-        <w:tblPrEx>
-          <w:tblCellMar>
-            <w:top w:w="0" w:type="dxa"/>
-            <w:bottom w:w="0" w:type="dxa"/>
-          </w:tblCellMar>
-        </w:tblPrEx>
-        <w:tc>
-          <w:tcPr>
-            <w:tcW w:w="1000" w:type="dxa"/>
+        <w:trPr>
+          <w:trHeight w:val="299"/>
+        </w:trPr>
+        <w:tc>
+          <w:tcPr>
+            <w:tcW w:w="1058" w:type="dxa"/>
             <w:tcBorders>
               <w:top w:val="single" w:sz="4" w:space="0" w:color="BFBFBF"/>
               <w:left w:val="single" w:sz="4" w:space="0" w:color="BFBFBF"/>
@@ -729,7 +706,7 @@
         </w:tc>
         <w:tc>
           <w:tcPr>
-            <w:tcW w:w="3400" w:type="dxa"/>
+            <w:tcW w:w="3600" w:type="dxa"/>
             <w:tcBorders>
               <w:top w:val="single" w:sz="4" w:space="0" w:color="BFBFBF"/>
               <w:left w:val="single" w:sz="4" w:space="0" w:color="BFBFBF"/>
@@ -757,7 +734,7 @@
         </w:tc>
         <w:tc>
           <w:tcPr>
-            <w:tcW w:w="4960" w:type="dxa"/>
+            <w:tcW w:w="5252" w:type="dxa"/>
             <w:tcBorders>
               <w:top w:val="single" w:sz="4" w:space="0" w:color="BFBFBF"/>
               <w:left w:val="single" w:sz="4" w:space="0" w:color="BFBFBF"/>
@@ -875,130 +852,157 @@
     <w:p>
       <w:pPr>
         <w:spacing w:after="120"/>
-        <w:rPr>
-          <w:b/>
-          <w:bCs/>
+      </w:pPr>
+      <w:r>
+        <w:t>Explain in your own words how the detection of the open door works using the feature-mean signal. Think about which features the vision algorithm picks up and what happens to the features as the door opens and closes.</w:t>
+      </w:r>
+    </w:p>
+    <w:p>
+      <w:pPr>
+        <w:spacing w:after="120"/>
+      </w:pPr>
+      <w:r>
+        <w:t>The camera algorithm detects distinctive features in the image, such as corners aro</w:t>
+      </w:r>
+      <w:r>
+        <w:t xml:space="preserve">und the door handle, </w:t>
+      </w:r>
+      <w:proofErr w:type="gramStart"/>
+      <w:r>
+        <w:t>door frame</w:t>
+      </w:r>
+      <w:proofErr w:type="gramEnd"/>
+      <w:r>
+        <w:t xml:space="preserve"> and other textured parts of the scene</w:t>
+      </w:r>
+      <w:r>
+        <w:t xml:space="preserve"> as shown in Figure 2</w:t>
+      </w:r>
+      <w:r>
+        <w:t xml:space="preserve">. As the door opens and rotates around its hinge, the handle and other features on the door change their positions in the camera's image. This changes the mean horizontal coordinate of all the detected features, which </w:t>
+      </w:r>
+      <w:proofErr w:type="gramStart"/>
+      <w:r>
+        <w:t>is published</w:t>
+      </w:r>
+      <w:proofErr w:type="gramEnd"/>
+      <w:r>
+        <w:t xml:space="preserve"> as the feature-mean signal. By observing how this signal changes when the door opens and closes, we can choose a threshold to distinguish between the two states. If the feature-mean signal crosses the threshold, the robot can determine that the door is open or closed, depending on the direction of the change.</w:t>
+      </w:r>
+    </w:p>
+    <w:p>
+      <w:pPr>
+        <w:spacing w:after="120"/>
+      </w:pPr>
+    </w:p>
+    <w:p>
+      <w:pPr>
+        <w:spacing w:after="120"/>
+        <w:jc w:val="center"/>
+      </w:pPr>
+      <w:r>
+        <w:rPr>
+          <w:noProof/>
+        </w:rPr>
+        <w:drawing>
+          <wp:inline distT="0" distB="0" distL="0" distR="0" wp14:anchorId="3A06BFC7" wp14:editId="2CC903EA">
+            <wp:extent cx="3169920" cy="2365301"/>
+            <wp:effectExtent l="0" t="0" r="0" b="0"/>
+            <wp:docPr id="2" name="Picture 2"/>
+            <wp:cNvGraphicFramePr>
+              <a:graphicFrameLocks xmlns:a="http://schemas.openxmlformats.org/drawingml/2006/main" noChangeAspect="1"/>
+            </wp:cNvGraphicFramePr>
+            <a:graphic xmlns:a="http://schemas.openxmlformats.org/drawingml/2006/main">
+              <a:graphicData uri="http://schemas.openxmlformats.org/drawingml/2006/picture">
+                <pic:pic xmlns:pic="http://schemas.openxmlformats.org/drawingml/2006/picture">
+                  <pic:nvPicPr>
+                    <pic:cNvPr id="1" name=""/>
+                    <pic:cNvPicPr/>
+                  </pic:nvPicPr>
+                  <pic:blipFill>
+                    <a:blip r:embed="rId8"/>
+                    <a:stretch>
+                      <a:fillRect/>
+                    </a:stretch>
+                  </pic:blipFill>
+                  <pic:spPr>
+                    <a:xfrm>
+                      <a:off x="0" y="0"/>
+                      <a:ext cx="3177518" cy="2370971"/>
+                    </a:xfrm>
+                    <a:prstGeom prst="rect">
+                      <a:avLst/>
+                    </a:prstGeom>
+                  </pic:spPr>
+                </pic:pic>
+              </a:graphicData>
+            </a:graphic>
+          </wp:inline>
+        </w:drawing>
+      </w:r>
+    </w:p>
+    <w:p>
+      <w:pPr>
+        <w:spacing w:before="60" w:after="200"/>
+        <w:jc w:val="center"/>
+      </w:pPr>
+      <w:r>
+        <w:rPr>
+          <w:i/>
+          <w:iCs/>
           <w:color w:val="595959"/>
-          <w:sz w:val="20"/>
-          <w:szCs w:val="20"/>
-        </w:rPr>
-      </w:pPr>
-    </w:p>
-    <w:p>
-      <w:pPr>
-        <w:spacing w:after="120"/>
-      </w:pPr>
-    </w:p>
-    <w:tbl>
-      <w:tblPr>
-        <w:tblW w:w="9360" w:type="dxa"/>
-        <w:tblBorders>
-          <w:top w:val="single" w:sz="4" w:space="0" w:color="auto"/>
-          <w:left w:val="single" w:sz="4" w:space="0" w:color="auto"/>
-          <w:bottom w:val="single" w:sz="4" w:space="0" w:color="auto"/>
-          <w:right w:val="single" w:sz="4" w:space="0" w:color="auto"/>
-          <w:insideH w:val="single" w:sz="4" w:space="0" w:color="auto"/>
-          <w:insideV w:val="single" w:sz="4" w:space="0" w:color="auto"/>
-        </w:tblBorders>
-        <w:tblCellMar>
-          <w:left w:w="10" w:type="dxa"/>
-          <w:right w:w="10" w:type="dxa"/>
-        </w:tblCellMar>
-        <w:tblLook w:val="0000" w:firstRow="0" w:lastRow="0" w:firstColumn="0" w:lastColumn="0" w:noHBand="0" w:noVBand="0"/>
-      </w:tblPr>
-      <w:tblGrid>
-        <w:gridCol w:w="9360"/>
-      </w:tblGrid>
-      <w:tr>
-        <w:tblPrEx>
-          <w:tblCellMar>
-            <w:top w:w="0" w:type="dxa"/>
-            <w:bottom w:w="0" w:type="dxa"/>
-          </w:tblCellMar>
-        </w:tblPrEx>
-        <w:trPr>
-          <w:trHeight w:val="2200"/>
-        </w:trPr>
-        <w:tc>
-          <w:tcPr>
-            <w:tcW w:w="9360" w:type="dxa"/>
-            <w:tcBorders>
-              <w:top w:val="single" w:sz="4" w:space="0" w:color="BFBFBF"/>
-              <w:left w:val="single" w:sz="4" w:space="0" w:color="BFBFBF"/>
-              <w:bottom w:val="single" w:sz="4" w:space="0" w:color="BFBFBF"/>
-              <w:right w:val="single" w:sz="4" w:space="0" w:color="BFBFBF"/>
-            </w:tcBorders>
-            <w:shd w:val="clear" w:color="auto" w:fill="FAFAFA"/>
-            <w:tcMar>
-              <w:top w:w="100" w:type="dxa"/>
-              <w:left w:w="160" w:type="dxa"/>
-              <w:bottom w:w="100" w:type="dxa"/>
-              <w:right w:w="160" w:type="dxa"/>
-            </w:tcMar>
-          </w:tcPr>
-          <w:p>
-            <w:r>
-              <w:rPr>
-                <w:i/>
-                <w:iCs/>
-                <w:color w:val="8C8C8C"/>
-                <w:sz w:val="20"/>
-                <w:szCs w:val="20"/>
-              </w:rPr>
-              <w:t xml:space="preserve">[Write your explanation here. </w:t>
-            </w:r>
-            <w:proofErr w:type="gramStart"/>
-            <w:r>
-              <w:rPr>
-                <w:i/>
-                <w:iCs/>
-                <w:color w:val="8C8C8C"/>
-                <w:sz w:val="20"/>
-                <w:szCs w:val="20"/>
-              </w:rPr>
-              <w:t>Consider:</w:t>
-            </w:r>
-            <w:proofErr w:type="gramEnd"/>
-            <w:r>
-              <w:rPr>
-                <w:i/>
-                <w:iCs/>
-                <w:color w:val="8C8C8C"/>
-                <w:sz w:val="20"/>
-                <w:szCs w:val="20"/>
-              </w:rPr>
-              <w:t xml:space="preserve"> what Shi-</w:t>
-            </w:r>
-            <w:proofErr w:type="spellStart"/>
-            <w:r>
-              <w:rPr>
-                <w:i/>
-                <w:iCs/>
-                <w:color w:val="8C8C8C"/>
-                <w:sz w:val="20"/>
-                <w:szCs w:val="20"/>
-              </w:rPr>
-              <w:t>Tomasi</w:t>
-            </w:r>
-            <w:proofErr w:type="spellEnd"/>
-            <w:r>
-              <w:rPr>
-                <w:i/>
-                <w:iCs/>
-                <w:color w:val="8C8C8C"/>
-                <w:sz w:val="20"/>
-                <w:szCs w:val="20"/>
-              </w:rPr>
-              <w:t xml:space="preserve"> corners are detected on the closed door vs. the open door, where they are in the image, and why the mean x-coordinate shifts.]</w:t>
-            </w:r>
-          </w:p>
-        </w:tc>
-      </w:tr>
-    </w:tbl>
+          <w:sz w:val="19"/>
+          <w:szCs w:val="19"/>
+        </w:rPr>
+        <w:t>Figure 2</w:t>
+      </w:r>
+      <w:r>
+        <w:rPr>
+          <w:i/>
+          <w:iCs/>
+          <w:color w:val="595959"/>
+          <w:sz w:val="19"/>
+          <w:szCs w:val="19"/>
+        </w:rPr>
+        <w:t xml:space="preserve">: </w:t>
+      </w:r>
+      <w:r>
+        <w:rPr>
+          <w:i/>
+          <w:iCs/>
+          <w:color w:val="595959"/>
+          <w:sz w:val="19"/>
+          <w:szCs w:val="19"/>
+        </w:rPr>
+        <w:t xml:space="preserve">Camera View: </w:t>
+      </w:r>
+      <w:r>
+        <w:rPr>
+          <w:i/>
+          <w:iCs/>
+          <w:color w:val="595959"/>
+          <w:sz w:val="19"/>
+          <w:szCs w:val="19"/>
+        </w:rPr>
+        <w:t>The colored points represent detected visual features</w:t>
+      </w:r>
+      <w:r>
+        <w:rPr>
+          <w:i/>
+          <w:iCs/>
+          <w:color w:val="595959"/>
+          <w:sz w:val="19"/>
+          <w:szCs w:val="19"/>
+        </w:rPr>
+        <w:t>.</w:t>
+      </w:r>
+    </w:p>
     <w:p>
       <w:pPr>
         <w:pStyle w:val="Heading2"/>
       </w:pPr>
+      <w:bookmarkStart w:id="0" w:name="_GoBack"/>
+      <w:bookmarkEnd w:id="0"/>
       <w:r>
         <w:t>Assignment 3: Threshold from the feature-mean plot</w:t>
       </w:r>
@@ -1069,12 +1073,6 @@
         <w:gridCol w:w="4160"/>
       </w:tblGrid>
       <w:tr>
-        <w:tblPrEx>
-          <w:tblCellMar>
-            <w:top w:w="0" w:type="dxa"/>
-            <w:bottom w:w="0" w:type="dxa"/>
-          </w:tblCellMar>
-        </w:tblPrEx>
         <w:trPr>
           <w:tblHeader/>
         </w:trPr>
@@ -1170,12 +1168,6 @@
         </w:tc>
       </w:tr>
       <w:tr>
-        <w:tblPrEx>
-          <w:tblCellMar>
-            <w:top w:w="0" w:type="dxa"/>
-            <w:bottom w:w="0" w:type="dxa"/>
-          </w:tblCellMar>
-        </w:tblPrEx>
         <w:tc>
           <w:tcPr>
             <w:tcW w:w="3200" w:type="dxa"/>
@@ -1268,12 +1260,6 @@
         </w:tc>
       </w:tr>
       <w:tr>
-        <w:tblPrEx>
-          <w:tblCellMar>
-            <w:top w:w="0" w:type="dxa"/>
-            <w:bottom w:w="0" w:type="dxa"/>
-          </w:tblCellMar>
-        </w:tblPrEx>
         <w:tc>
           <w:tcPr>
             <w:tcW w:w="3200" w:type="dxa"/>
@@ -1366,12 +1352,6 @@
         </w:tc>
       </w:tr>
       <w:tr>
-        <w:tblPrEx>
-          <w:tblCellMar>
-            <w:top w:w="0" w:type="dxa"/>
-            <w:bottom w:w="0" w:type="dxa"/>
-          </w:tblCellMar>
-        </w:tblPrEx>
         <w:tc>
           <w:tcPr>
             <w:tcW w:w="3200" w:type="dxa"/>
@@ -1487,6 +1467,7 @@
           <w:b/>
           <w:bCs/>
         </w:rPr>
+        <w:lastRenderedPageBreak/>
         <w:t>Design summary</w:t>
       </w:r>
     </w:p>
@@ -1511,12 +1492,6 @@
         <w:gridCol w:w="9360"/>
       </w:tblGrid>
       <w:tr>
-        <w:tblPrEx>
-          <w:tblCellMar>
-            <w:top w:w="0" w:type="dxa"/>
-            <w:bottom w:w="0" w:type="dxa"/>
-          </w:tblCellMar>
-        </w:tblPrEx>
         <w:trPr>
           <w:trHeight w:val="1500"/>
         </w:trPr>
@@ -1579,12 +1554,6 @@
         <w:gridCol w:w="7020"/>
       </w:tblGrid>
       <w:tr>
-        <w:tblPrEx>
-          <w:tblCellMar>
-            <w:top w:w="0" w:type="dxa"/>
-            <w:bottom w:w="0" w:type="dxa"/>
-          </w:tblCellMar>
-        </w:tblPrEx>
         <w:trPr>
           <w:tblHeader/>
         </w:trPr>
@@ -1650,12 +1619,6 @@
         </w:tc>
       </w:tr>
       <w:tr>
-        <w:tblPrEx>
-          <w:tblCellMar>
-            <w:top w:w="0" w:type="dxa"/>
-            <w:bottom w:w="0" w:type="dxa"/>
-          </w:tblCellMar>
-        </w:tblPrEx>
         <w:tc>
           <w:tcPr>
             <w:tcW w:w="2340" w:type="dxa"/>
@@ -1715,12 +1678,6 @@
         </w:tc>
       </w:tr>
       <w:tr>
-        <w:tblPrEx>
-          <w:tblCellMar>
-            <w:top w:w="0" w:type="dxa"/>
-            <w:bottom w:w="0" w:type="dxa"/>
-          </w:tblCellMar>
-        </w:tblPrEx>
         <w:tc>
           <w:tcPr>
             <w:tcW w:w="2340" w:type="dxa"/>
@@ -1744,7 +1701,6 @@
                 <w:sz w:val="20"/>
                 <w:szCs w:val="20"/>
               </w:rPr>
-              <w:lastRenderedPageBreak/>
               <w:t>Commit hash / link</w:t>
             </w:r>
           </w:p>
@@ -1820,12 +1776,6 @@
         <w:gridCol w:w="9360"/>
       </w:tblGrid>
       <w:tr>
-        <w:tblPrEx>
-          <w:tblCellMar>
-            <w:top w:w="0" w:type="dxa"/>
-            <w:bottom w:w="0" w:type="dxa"/>
-          </w:tblCellMar>
-        </w:tblPrEx>
         <w:trPr>
           <w:trHeight w:val="900"/>
         </w:trPr>
@@ -1925,17 +1875,7 @@
           <w:sz w:val="20"/>
           <w:szCs w:val="20"/>
         </w:rPr>
-        <w:t>Write a node that counts how often the feature-mean signal is above and below a threshold in a given time window. Use the counts to estimate the four conditional probabilities of the sensor model. Submit the plot that justifies the threshold and mark measu</w:t>
-      </w:r>
-      <w:r>
-        <w:rPr>
-          <w:i/>
-          <w:iCs/>
-          <w:color w:val="595959"/>
-          <w:sz w:val="20"/>
-          <w:szCs w:val="20"/>
-        </w:rPr>
-        <w:t>rements that can cause confusion.</w:t>
+        <w:t>Write a node that counts how often the feature-mean signal is above and below a threshold in a given time window. Use the counts to estimate the four conditional probabilities of the sensor model. Submit the plot that justifies the threshold and mark measurements that can cause confusion.</w:t>
       </w:r>
     </w:p>
     <w:p>
@@ -1993,14 +1933,7 @@
           <w:sz w:val="20"/>
           <w:szCs w:val="20"/>
         </w:rPr>
-        <w:t>z=open | x=open), P(z=closed | x=open), P(z=open | x=closed) and P(z=closed | x=closed). Confirm with the instruc</w:t>
-      </w:r>
-      <w:r>
-        <w:rPr>
-          <w:sz w:val="20"/>
-          <w:szCs w:val="20"/>
-        </w:rPr>
-        <w:t>tor if unsure.</w:t>
+        <w:t>z=open | x=open), P(z=closed | x=open), P(z=open | x=closed) and P(z=closed | x=closed). Confirm with the instructor if unsure.</w:t>
       </w:r>
     </w:p>
     <w:p>
@@ -2043,12 +1976,6 @@
         <w:gridCol w:w="5760"/>
       </w:tblGrid>
       <w:tr>
-        <w:tblPrEx>
-          <w:tblCellMar>
-            <w:top w:w="0" w:type="dxa"/>
-            <w:bottom w:w="0" w:type="dxa"/>
-          </w:tblCellMar>
-        </w:tblPrEx>
         <w:trPr>
           <w:tblHeader/>
         </w:trPr>
@@ -2114,12 +2041,6 @@
         </w:tc>
       </w:tr>
       <w:tr>
-        <w:tblPrEx>
-          <w:tblCellMar>
-            <w:top w:w="0" w:type="dxa"/>
-            <w:bottom w:w="0" w:type="dxa"/>
-          </w:tblCellMar>
-        </w:tblPrEx>
         <w:tc>
           <w:tcPr>
             <w:tcW w:w="3600" w:type="dxa"/>
@@ -2182,12 +2103,6 @@
         </w:tc>
       </w:tr>
       <w:tr>
-        <w:tblPrEx>
-          <w:tblCellMar>
-            <w:top w:w="0" w:type="dxa"/>
-            <w:bottom w:w="0" w:type="dxa"/>
-          </w:tblCellMar>
-        </w:tblPrEx>
         <w:tc>
           <w:tcPr>
             <w:tcW w:w="3600" w:type="dxa"/>
@@ -2250,12 +2165,6 @@
         </w:tc>
       </w:tr>
       <w:tr>
-        <w:tblPrEx>
-          <w:tblCellMar>
-            <w:top w:w="0" w:type="dxa"/>
-            <w:bottom w:w="0" w:type="dxa"/>
-          </w:tblCellMar>
-        </w:tblPrEx>
         <w:tc>
           <w:tcPr>
             <w:tcW w:w="3600" w:type="dxa"/>
@@ -2318,12 +2227,6 @@
         </w:tc>
       </w:tr>
       <w:tr>
-        <w:tblPrEx>
-          <w:tblCellMar>
-            <w:top w:w="0" w:type="dxa"/>
-            <w:bottom w:w="0" w:type="dxa"/>
-          </w:tblCellMar>
-        </w:tblPrEx>
         <w:tc>
           <w:tcPr>
             <w:tcW w:w="3600" w:type="dxa"/>
@@ -2425,12 +2328,6 @@
         <w:gridCol w:w="9360"/>
       </w:tblGrid>
       <w:tr>
-        <w:tblPrEx>
-          <w:tblCellMar>
-            <w:top w:w="0" w:type="dxa"/>
-            <w:bottom w:w="0" w:type="dxa"/>
-          </w:tblCellMar>
-        </w:tblPrEx>
         <w:trPr>
           <w:trHeight w:val="3000"/>
         </w:trPr>
@@ -2541,12 +2438,6 @@
         <w:gridCol w:w="3120"/>
       </w:tblGrid>
       <w:tr>
-        <w:tblPrEx>
-          <w:tblCellMar>
-            <w:top w:w="0" w:type="dxa"/>
-            <w:bottom w:w="0" w:type="dxa"/>
-          </w:tblCellMar>
-        </w:tblPrEx>
         <w:trPr>
           <w:tblHeader/>
         </w:trPr>
@@ -2642,12 +2533,6 @@
         </w:tc>
       </w:tr>
       <w:tr>
-        <w:tblPrEx>
-          <w:tblCellMar>
-            <w:top w:w="0" w:type="dxa"/>
-            <w:bottom w:w="0" w:type="dxa"/>
-          </w:tblCellMar>
-        </w:tblPrEx>
         <w:tc>
           <w:tcPr>
             <w:tcW w:w="3120" w:type="dxa"/>
@@ -2740,12 +2625,6 @@
         </w:tc>
       </w:tr>
       <w:tr>
-        <w:tblPrEx>
-          <w:tblCellMar>
-            <w:top w:w="0" w:type="dxa"/>
-            <w:bottom w:w="0" w:type="dxa"/>
-          </w:tblCellMar>
-        </w:tblPrEx>
         <w:tc>
           <w:tcPr>
             <w:tcW w:w="3120" w:type="dxa"/>
@@ -2878,12 +2757,6 @@
         <w:gridCol w:w="4680"/>
       </w:tblGrid>
       <w:tr>
-        <w:tblPrEx>
-          <w:tblCellMar>
-            <w:top w:w="0" w:type="dxa"/>
-            <w:bottom w:w="0" w:type="dxa"/>
-          </w:tblCellMar>
-        </w:tblPrEx>
         <w:trPr>
           <w:tblHeader/>
         </w:trPr>
@@ -2949,12 +2822,6 @@
         </w:tc>
       </w:tr>
       <w:tr>
-        <w:tblPrEx>
-          <w:tblCellMar>
-            <w:top w:w="0" w:type="dxa"/>
-            <w:bottom w:w="0" w:type="dxa"/>
-          </w:tblCellMar>
-        </w:tblPrEx>
         <w:tc>
           <w:tcPr>
             <w:tcW w:w="4680" w:type="dxa"/>
@@ -3017,12 +2884,6 @@
         </w:tc>
       </w:tr>
       <w:tr>
-        <w:tblPrEx>
-          <w:tblCellMar>
-            <w:top w:w="0" w:type="dxa"/>
-            <w:bottom w:w="0" w:type="dxa"/>
-          </w:tblCellMar>
-        </w:tblPrEx>
         <w:tc>
           <w:tcPr>
             <w:tcW w:w="4680" w:type="dxa"/>
@@ -3085,12 +2946,6 @@
         </w:tc>
       </w:tr>
       <w:tr>
-        <w:tblPrEx>
-          <w:tblCellMar>
-            <w:top w:w="0" w:type="dxa"/>
-            <w:bottom w:w="0" w:type="dxa"/>
-          </w:tblCellMar>
-        </w:tblPrEx>
         <w:tc>
           <w:tcPr>
             <w:tcW w:w="4680" w:type="dxa"/>
@@ -3153,12 +3008,6 @@
         </w:tc>
       </w:tr>
       <w:tr>
-        <w:tblPrEx>
-          <w:tblCellMar>
-            <w:top w:w="0" w:type="dxa"/>
-            <w:bottom w:w="0" w:type="dxa"/>
-          </w:tblCellMar>
-        </w:tblPrEx>
         <w:tc>
           <w:tcPr>
             <w:tcW w:w="4680" w:type="dxa"/>
@@ -3248,12 +3097,6 @@
         <w:gridCol w:w="7020"/>
       </w:tblGrid>
       <w:tr>
-        <w:tblPrEx>
-          <w:tblCellMar>
-            <w:top w:w="0" w:type="dxa"/>
-            <w:bottom w:w="0" w:type="dxa"/>
-          </w:tblCellMar>
-        </w:tblPrEx>
         <w:trPr>
           <w:tblHeader/>
         </w:trPr>
@@ -3319,12 +3162,6 @@
         </w:tc>
       </w:tr>
       <w:tr>
-        <w:tblPrEx>
-          <w:tblCellMar>
-            <w:top w:w="0" w:type="dxa"/>
-            <w:bottom w:w="0" w:type="dxa"/>
-          </w:tblCellMar>
-        </w:tblPrEx>
         <w:tc>
           <w:tcPr>
             <w:tcW w:w="2340" w:type="dxa"/>
@@ -3384,12 +3221,6 @@
         </w:tc>
       </w:tr>
       <w:tr>
-        <w:tblPrEx>
-          <w:tblCellMar>
-            <w:top w:w="0" w:type="dxa"/>
-            <w:bottom w:w="0" w:type="dxa"/>
-          </w:tblCellMar>
-        </w:tblPrEx>
         <w:tc>
           <w:tcPr>
             <w:tcW w:w="2340" w:type="dxa"/>
@@ -3488,12 +3319,6 @@
         <w:gridCol w:w="9360"/>
       </w:tblGrid>
       <w:tr>
-        <w:tblPrEx>
-          <w:tblCellMar>
-            <w:top w:w="0" w:type="dxa"/>
-            <w:bottom w:w="0" w:type="dxa"/>
-          </w:tblCellMar>
-        </w:tblPrEx>
         <w:trPr>
           <w:trHeight w:val="1000"/>
         </w:trPr>
@@ -3615,12 +3440,6 @@
         <w:gridCol w:w="5760"/>
       </w:tblGrid>
       <w:tr>
-        <w:tblPrEx>
-          <w:tblCellMar>
-            <w:top w:w="0" w:type="dxa"/>
-            <w:bottom w:w="0" w:type="dxa"/>
-          </w:tblCellMar>
-        </w:tblPrEx>
         <w:trPr>
           <w:tblHeader/>
         </w:trPr>
@@ -3686,12 +3505,6 @@
         </w:tc>
       </w:tr>
       <w:tr>
-        <w:tblPrEx>
-          <w:tblCellMar>
-            <w:top w:w="0" w:type="dxa"/>
-            <w:bottom w:w="0" w:type="dxa"/>
-          </w:tblCellMar>
-        </w:tblPrEx>
         <w:tc>
           <w:tcPr>
             <w:tcW w:w="3600" w:type="dxa"/>
@@ -3754,12 +3567,6 @@
         </w:tc>
       </w:tr>
       <w:tr>
-        <w:tblPrEx>
-          <w:tblCellMar>
-            <w:top w:w="0" w:type="dxa"/>
-            <w:bottom w:w="0" w:type="dxa"/>
-          </w:tblCellMar>
-        </w:tblPrEx>
         <w:tc>
           <w:tcPr>
             <w:tcW w:w="3600" w:type="dxa"/>
@@ -3822,12 +3629,6 @@
         </w:tc>
       </w:tr>
       <w:tr>
-        <w:tblPrEx>
-          <w:tblCellMar>
-            <w:top w:w="0" w:type="dxa"/>
-            <w:bottom w:w="0" w:type="dxa"/>
-          </w:tblCellMar>
-        </w:tblPrEx>
         <w:tc>
           <w:tcPr>
             <w:tcW w:w="3600" w:type="dxa"/>
@@ -3930,12 +3731,6 @@
         <w:gridCol w:w="9360"/>
       </w:tblGrid>
       <w:tr>
-        <w:tblPrEx>
-          <w:tblCellMar>
-            <w:top w:w="0" w:type="dxa"/>
-            <w:bottom w:w="0" w:type="dxa"/>
-          </w:tblCellMar>
-        </w:tblPrEx>
         <w:trPr>
           <w:trHeight w:val="2600"/>
         </w:trPr>
@@ -4009,12 +3804,6 @@
         <w:gridCol w:w="7020"/>
       </w:tblGrid>
       <w:tr>
-        <w:tblPrEx>
-          <w:tblCellMar>
-            <w:top w:w="0" w:type="dxa"/>
-            <w:bottom w:w="0" w:type="dxa"/>
-          </w:tblCellMar>
-        </w:tblPrEx>
         <w:trPr>
           <w:tblHeader/>
         </w:trPr>
@@ -4080,12 +3869,6 @@
         </w:tc>
       </w:tr>
       <w:tr>
-        <w:tblPrEx>
-          <w:tblCellMar>
-            <w:top w:w="0" w:type="dxa"/>
-            <w:bottom w:w="0" w:type="dxa"/>
-          </w:tblCellMar>
-        </w:tblPrEx>
         <w:tc>
           <w:tcPr>
             <w:tcW w:w="2340" w:type="dxa"/>
@@ -4145,12 +3928,6 @@
         </w:tc>
       </w:tr>
       <w:tr>
-        <w:tblPrEx>
-          <w:tblCellMar>
-            <w:top w:w="0" w:type="dxa"/>
-            <w:bottom w:w="0" w:type="dxa"/>
-          </w:tblCellMar>
-        </w:tblPrEx>
         <w:tc>
           <w:tcPr>
             <w:tcW w:w="2340" w:type="dxa"/>
@@ -4249,12 +4026,6 @@
         <w:gridCol w:w="9360"/>
       </w:tblGrid>
       <w:tr>
-        <w:tblPrEx>
-          <w:tblCellMar>
-            <w:top w:w="0" w:type="dxa"/>
-            <w:bottom w:w="0" w:type="dxa"/>
-          </w:tblCellMar>
-        </w:tblPrEx>
         <w:trPr>
           <w:trHeight w:val="1000"/>
         </w:trPr>
@@ -4445,12 +4216,6 @@
         <w:gridCol w:w="3120"/>
       </w:tblGrid>
       <w:tr>
-        <w:tblPrEx>
-          <w:tblCellMar>
-            <w:top w:w="0" w:type="dxa"/>
-            <w:bottom w:w="0" w:type="dxa"/>
-          </w:tblCellMar>
-        </w:tblPrEx>
         <w:trPr>
           <w:tblHeader/>
         </w:trPr>
@@ -4546,12 +4311,6 @@
         </w:tc>
       </w:tr>
       <w:tr>
-        <w:tblPrEx>
-          <w:tblCellMar>
-            <w:top w:w="0" w:type="dxa"/>
-            <w:bottom w:w="0" w:type="dxa"/>
-          </w:tblCellMar>
-        </w:tblPrEx>
         <w:tc>
           <w:tcPr>
             <w:tcW w:w="3120" w:type="dxa"/>
@@ -4671,12 +4430,6 @@
         <w:gridCol w:w="4680"/>
       </w:tblGrid>
       <w:tr>
-        <w:tblPrEx>
-          <w:tblCellMar>
-            <w:top w:w="0" w:type="dxa"/>
-            <w:bottom w:w="0" w:type="dxa"/>
-          </w:tblCellMar>
-        </w:tblPrEx>
         <w:trPr>
           <w:tblHeader/>
         </w:trPr>
@@ -4742,12 +4495,6 @@
         </w:tc>
       </w:tr>
       <w:tr>
-        <w:tblPrEx>
-          <w:tblCellMar>
-            <w:top w:w="0" w:type="dxa"/>
-            <w:bottom w:w="0" w:type="dxa"/>
-          </w:tblCellMar>
-        </w:tblPrEx>
         <w:tc>
           <w:tcPr>
             <w:tcW w:w="4680" w:type="dxa"/>
@@ -4810,12 +4557,6 @@
         </w:tc>
       </w:tr>
       <w:tr>
-        <w:tblPrEx>
-          <w:tblCellMar>
-            <w:top w:w="0" w:type="dxa"/>
-            <w:bottom w:w="0" w:type="dxa"/>
-          </w:tblCellMar>
-        </w:tblPrEx>
         <w:tc>
           <w:tcPr>
             <w:tcW w:w="4680" w:type="dxa"/>
@@ -4878,12 +4619,6 @@
         </w:tc>
       </w:tr>
       <w:tr>
-        <w:tblPrEx>
-          <w:tblCellMar>
-            <w:top w:w="0" w:type="dxa"/>
-            <w:bottom w:w="0" w:type="dxa"/>
-          </w:tblCellMar>
-        </w:tblPrEx>
         <w:tc>
           <w:tcPr>
             <w:tcW w:w="4680" w:type="dxa"/>
@@ -4985,12 +4720,6 @@
         <w:gridCol w:w="9360"/>
       </w:tblGrid>
       <w:tr>
-        <w:tblPrEx>
-          <w:tblCellMar>
-            <w:top w:w="0" w:type="dxa"/>
-            <w:bottom w:w="0" w:type="dxa"/>
-          </w:tblCellMar>
-        </w:tblPrEx>
         <w:trPr>
           <w:trHeight w:val="1000"/>
         </w:trPr>
@@ -5060,17 +4789,7 @@
           <w:sz w:val="20"/>
           <w:szCs w:val="20"/>
         </w:rPr>
-        <w:t>Design a controller that tries to open the door via the door-opener topic and estimates the probability of the door being open with a Bayes filter (prediction + measurement update). The robot moves when the belief is 0.99 or higher. Submit the code and dem</w:t>
-      </w:r>
-      <w:r>
-        <w:rPr>
-          <w:i/>
-          <w:iCs/>
-          <w:color w:val="595959"/>
-          <w:sz w:val="20"/>
-          <w:szCs w:val="20"/>
-        </w:rPr>
-        <w:t>onstrate to the instructor.</w:t>
+        <w:t>Design a controller that tries to open the door via the door-opener topic and estimates the probability of the door being open with a Bayes filter (prediction + measurement update). The robot moves when the belief is 0.99 or higher. Submit the code and demonstrate to the instructor.</w:t>
       </w:r>
     </w:p>
     <w:p>
@@ -5113,12 +4832,6 @@
         <w:gridCol w:w="6360"/>
       </w:tblGrid>
       <w:tr>
-        <w:tblPrEx>
-          <w:tblCellMar>
-            <w:top w:w="0" w:type="dxa"/>
-            <w:bottom w:w="0" w:type="dxa"/>
-          </w:tblCellMar>
-        </w:tblPrEx>
         <w:trPr>
           <w:tblHeader/>
         </w:trPr>
@@ -5184,12 +4897,6 @@
         </w:tc>
       </w:tr>
       <w:tr>
-        <w:tblPrEx>
-          <w:tblCellMar>
-            <w:top w:w="0" w:type="dxa"/>
-            <w:bottom w:w="0" w:type="dxa"/>
-          </w:tblCellMar>
-        </w:tblPrEx>
         <w:tc>
           <w:tcPr>
             <w:tcW w:w="3000" w:type="dxa"/>
@@ -5252,12 +4959,6 @@
         </w:tc>
       </w:tr>
       <w:tr>
-        <w:tblPrEx>
-          <w:tblCellMar>
-            <w:top w:w="0" w:type="dxa"/>
-            <w:bottom w:w="0" w:type="dxa"/>
-          </w:tblCellMar>
-        </w:tblPrEx>
         <w:tc>
           <w:tcPr>
             <w:tcW w:w="3000" w:type="dxa"/>
@@ -5320,12 +5021,6 @@
         </w:tc>
       </w:tr>
       <w:tr>
-        <w:tblPrEx>
-          <w:tblCellMar>
-            <w:top w:w="0" w:type="dxa"/>
-            <w:bottom w:w="0" w:type="dxa"/>
-          </w:tblCellMar>
-        </w:tblPrEx>
         <w:tc>
           <w:tcPr>
             <w:tcW w:w="3000" w:type="dxa"/>
@@ -5388,12 +5083,6 @@
         </w:tc>
       </w:tr>
       <w:tr>
-        <w:tblPrEx>
-          <w:tblCellMar>
-            <w:top w:w="0" w:type="dxa"/>
-            <w:bottom w:w="0" w:type="dxa"/>
-          </w:tblCellMar>
-        </w:tblPrEx>
         <w:tc>
           <w:tcPr>
             <w:tcW w:w="3000" w:type="dxa"/>
@@ -5456,12 +5145,6 @@
         </w:tc>
       </w:tr>
       <w:tr>
-        <w:tblPrEx>
-          <w:tblCellMar>
-            <w:top w:w="0" w:type="dxa"/>
-            <w:bottom w:w="0" w:type="dxa"/>
-          </w:tblCellMar>
-        </w:tblPrEx>
         <w:tc>
           <w:tcPr>
             <w:tcW w:w="3000" w:type="dxa"/>
@@ -5561,12 +5244,6 @@
         <w:gridCol w:w="9360"/>
       </w:tblGrid>
       <w:tr>
-        <w:tblPrEx>
-          <w:tblCellMar>
-            <w:top w:w="0" w:type="dxa"/>
-            <w:bottom w:w="0" w:type="dxa"/>
-          </w:tblCellMar>
-        </w:tblPrEx>
         <w:trPr>
           <w:trHeight w:val="1400"/>
         </w:trPr>
@@ -5641,12 +5318,6 @@
         <w:gridCol w:w="9360"/>
       </w:tblGrid>
       <w:tr>
-        <w:tblPrEx>
-          <w:tblCellMar>
-            <w:top w:w="0" w:type="dxa"/>
-            <w:bottom w:w="0" w:type="dxa"/>
-          </w:tblCellMar>
-        </w:tblPrEx>
         <w:trPr>
           <w:trHeight w:val="2600"/>
         </w:trPr>
@@ -5720,12 +5391,6 @@
         <w:gridCol w:w="7020"/>
       </w:tblGrid>
       <w:tr>
-        <w:tblPrEx>
-          <w:tblCellMar>
-            <w:top w:w="0" w:type="dxa"/>
-            <w:bottom w:w="0" w:type="dxa"/>
-          </w:tblCellMar>
-        </w:tblPrEx>
         <w:trPr>
           <w:tblHeader/>
         </w:trPr>
@@ -5791,12 +5456,6 @@
         </w:tc>
       </w:tr>
       <w:tr>
-        <w:tblPrEx>
-          <w:tblCellMar>
-            <w:top w:w="0" w:type="dxa"/>
-            <w:bottom w:w="0" w:type="dxa"/>
-          </w:tblCellMar>
-        </w:tblPrEx>
         <w:tc>
           <w:tcPr>
             <w:tcW w:w="2340" w:type="dxa"/>
@@ -5856,12 +5515,6 @@
         </w:tc>
       </w:tr>
       <w:tr>
-        <w:tblPrEx>
-          <w:tblCellMar>
-            <w:top w:w="0" w:type="dxa"/>
-            <w:bottom w:w="0" w:type="dxa"/>
-          </w:tblCellMar>
-        </w:tblPrEx>
         <w:tc>
           <w:tcPr>
             <w:tcW w:w="2340" w:type="dxa"/>
@@ -5961,12 +5614,6 @@
         <w:gridCol w:w="9360"/>
       </w:tblGrid>
       <w:tr>
-        <w:tblPrEx>
-          <w:tblCellMar>
-            <w:top w:w="0" w:type="dxa"/>
-            <w:bottom w:w="0" w:type="dxa"/>
-          </w:tblCellMar>
-        </w:tblPrEx>
         <w:trPr>
           <w:trHeight w:val="1800"/>
         </w:trPr>
@@ -6013,8 +5660,8 @@
       </w:pPr>
     </w:p>
     <w:sectPr>
-      <w:headerReference w:type="default" r:id="rId8"/>
-      <w:footerReference w:type="default" r:id="rId9"/>
+      <w:headerReference w:type="default" r:id="rId9"/>
+      <w:footerReference w:type="default" r:id="rId10"/>
       <w:pgSz w:w="12240" w:h="15840"/>
       <w:pgMar w:top="1440" w:right="1440" w:bottom="1440" w:left="1440" w:header="708" w:footer="708" w:gutter="0"/>
       <w:cols w:space="720"/>
@@ -6088,7 +5735,7 @@
         <w:sz w:val="17"/>
         <w:szCs w:val="17"/>
       </w:rPr>
-      <w:t>8</w:t>
+      <w:t>3</w:t>
     </w:r>
     <w:r>
       <w:rPr>
@@ -6799,6 +6446,7 @@
   <w:style w:type="character" w:default="1" w:styleId="DefaultParagraphFont">
     <w:name w:val="Default Paragraph Font"/>
     <w:uiPriority w:val="1"/>
+    <w:semiHidden/>
     <w:unhideWhenUsed/>
   </w:style>
   <w:style w:type="table" w:default="1" w:styleId="TableNormal">

--- a/submission/lab3_Bayes_Filter/Lab3_Bayes_Filter_Report.docx
+++ b/submission/lab3_Bayes_Filter/Lab3_Bayes_Filter_Report.docx
@@ -837,15 +837,10 @@
     </w:p>
     <w:p>
       <w:pPr>
-        <w:keepNext/>
-        <w:spacing w:before="60" w:after="100"/>
-      </w:pPr>
-    </w:p>
-    <w:p>
-      <w:pPr>
         <w:pStyle w:val="Heading2"/>
       </w:pPr>
       <w:r>
+        <w:lastRenderedPageBreak/>
         <w:t>Assignment 2: How open-door detection works</w:t>
       </w:r>
     </w:p>
@@ -1280,6 +1275,7 @@
         <w:rPr>
           <w:noProof/>
         </w:rPr>
+        <w:lastRenderedPageBreak/>
         <mc:AlternateContent>
           <mc:Choice Requires="wps">
             <w:drawing>
@@ -1920,6 +1916,51 @@
     </w:p>
     <w:p>
       <w:pPr>
+        <w:spacing w:after="120"/>
+      </w:pPr>
+    </w:p>
+    <w:p>
+      <w:pPr>
+        <w:spacing w:after="120"/>
+      </w:pPr>
+    </w:p>
+    <w:p>
+      <w:pPr>
+        <w:spacing w:after="120"/>
+      </w:pPr>
+    </w:p>
+    <w:p>
+      <w:pPr>
+        <w:spacing w:after="120"/>
+      </w:pPr>
+    </w:p>
+    <w:p>
+      <w:pPr>
+        <w:spacing w:after="120"/>
+      </w:pPr>
+    </w:p>
+    <w:p>
+      <w:pPr>
+        <w:spacing w:after="120"/>
+      </w:pPr>
+    </w:p>
+    <w:p>
+      <w:pPr>
+        <w:spacing w:after="120"/>
+      </w:pPr>
+    </w:p>
+    <w:p>
+      <w:pPr>
+        <w:spacing w:after="120"/>
+      </w:pPr>
+    </w:p>
+    <w:p>
+      <w:pPr>
+        <w:spacing w:after="120"/>
+      </w:pPr>
+    </w:p>
+    <w:p>
+      <w:pPr>
         <w:pStyle w:val="Heading1"/>
       </w:pPr>
     </w:p>
@@ -1960,11 +2001,7 @@
         <w:spacing w:after="120"/>
       </w:pPr>
       <w:r>
-        <w:t xml:space="preserve">Write the node that subscribes to the feature-mean topic and, for a given time window and given threshold value, reports how many times the signal was above and below the threshold. Use the </w:t>
-      </w:r>
-      <w:r>
-        <w:lastRenderedPageBreak/>
-        <w:t xml:space="preserve">measurements to estimate the four conditional probabilities: </w:t>
+        <w:t xml:space="preserve">Write the node that subscribes to the feature-mean topic and, for a given time window and given threshold value, reports how many times the signal was above and below the threshold. Use the measurements to estimate the four conditional probabilities: </w:t>
       </w:r>
       <w:proofErr w:type="gramStart"/>
       <w:r>
@@ -2000,7 +2037,12 @@
     </w:p>
     <w:p>
       <w:r>
-        <w:t>Extend the control node to use Bayesian inference to decide if the door is open. The node should estimate the probability of the door being open and compare it with a threshold. The threshold is a tradeoff between not bumping into the door and the motion delay. Good values are 0.999, 0.9999, or 0.99999, etc. Submit the code and calculated beliefs during the transition.</w:t>
+        <w:t>Extend the control node to use Bayesian inference to decide if the door is open. The node should estimate the probability of the door being open and compare it with a threshold. The threshold is a tradeoff between not bumping into the door and the motion delay. Good values are 0.999, 0.9999, or 0.99999, etc. Submit the code and calculated beliefs during the t</w:t>
+      </w:r>
+      <w:bookmarkStart w:id="0" w:name="_GoBack"/>
+      <w:bookmarkEnd w:id="0"/>
+      <w:r>
+        <w:t>ransition.</w:t>
       </w:r>
       <w:r>
         <w:br w:type="page"/>
@@ -2086,8 +2128,6 @@
       <w:r>
         <w:t xml:space="preserve"> using the Bayes filter. Use the probabilities you measured to design the prediction and measurement model. The robot should move if the estimated probability of the door being open is 0.99 or higher. Submit the code and demonstrate to the instructor that your estimator works.</w:t>
       </w:r>
-      <w:bookmarkStart w:id="0" w:name="_GoBack"/>
-      <w:bookmarkEnd w:id="0"/>
     </w:p>
     <w:sectPr>
       <w:headerReference w:type="default" r:id="rId11"/>
@@ -2165,7 +2205,7 @@
         <w:sz w:val="17"/>
         <w:szCs w:val="17"/>
       </w:rPr>
-      <w:t>1</w:t>
+      <w:t>4</w:t>
     </w:r>
     <w:r>
       <w:rPr>

--- a/submission/lab3_Bayes_Filter/Lab3_Bayes_Filter_Report.docx
+++ b/submission/lab3_Bayes_Filter/Lab3_Bayes_Filter_Report.docx
@@ -882,7 +882,28 @@
       </w:r>
       <w:proofErr w:type="gramEnd"/>
       <w:r>
-        <w:t xml:space="preserve"> as the feature-mean signal. By observing how this signal changes when the door opens and closes, we can choose a threshold to distinguish between the two states. If the feature-mean signal crosses the threshold, the robot can determine that the door is open or closed, depending on the direction of the change.</w:t>
+        <w:t xml:space="preserve"> as the feature-mean signal. By observing how this signal changes when the door opens and closes, we can choose a threshold to distinguish between the two states. </w:t>
+      </w:r>
+      <w:proofErr w:type="gramStart"/>
+      <w:r>
+        <w:t>If the feature-mean signal crosses the threshold, the robot can determine that the door is open or closed, depending on the direction of the change.</w:t>
+      </w:r>
+      <w:proofErr w:type="gramEnd"/>
+      <w:r>
+        <w:t xml:space="preserve"> (Reference: Shi-</w:t>
+      </w:r>
+      <w:proofErr w:type="spellStart"/>
+      <w:r>
+        <w:t>Tomasi</w:t>
+      </w:r>
+      <w:proofErr w:type="spellEnd"/>
+      <w:r>
+        <w:t xml:space="preserve"> Features-Tracking Algorithm </w:t>
+      </w:r>
+      <w:bookmarkStart w:id="0" w:name="_GoBack"/>
+      <w:bookmarkEnd w:id="0"/>
+      <w:r>
+        <w:t>)</w:t>
       </w:r>
     </w:p>
     <w:p>
@@ -949,27 +970,7 @@
           <w:sz w:val="19"/>
           <w:szCs w:val="19"/>
         </w:rPr>
-        <w:t>Figure 2</w:t>
-      </w:r>
-      <w:r>
-        <w:rPr>
-          <w:i/>
-          <w:iCs/>
-          <w:color w:val="595959"/>
-          <w:sz w:val="19"/>
-          <w:szCs w:val="19"/>
-        </w:rPr>
-        <w:t xml:space="preserve">: </w:t>
-      </w:r>
-      <w:r>
-        <w:rPr>
-          <w:i/>
-          <w:iCs/>
-          <w:color w:val="595959"/>
-          <w:sz w:val="19"/>
-          <w:szCs w:val="19"/>
-        </w:rPr>
-        <w:t xml:space="preserve">Camera View: </w:t>
+        <w:t xml:space="preserve">Figure 2: Camera View: </w:t>
       </w:r>
       <w:r>
         <w:rPr>
@@ -1164,8 +1165,9 @@
           <w:sz w:val="19"/>
           <w:szCs w:val="19"/>
         </w:rPr>
-        <w:t>Figure 3</w:t>
-      </w:r>
+        <w:t>Figure 3: /</w:t>
+      </w:r>
+      <w:proofErr w:type="spellStart"/>
       <w:r>
         <w:rPr>
           <w:i/>
@@ -1174,9 +1176,9 @@
           <w:sz w:val="19"/>
           <w:szCs w:val="19"/>
         </w:rPr>
-        <w:t>: /</w:t>
-      </w:r>
-      <w:proofErr w:type="spellStart"/>
+        <w:t>feature_mean</w:t>
+      </w:r>
+      <w:proofErr w:type="spellEnd"/>
       <w:r>
         <w:rPr>
           <w:i/>
@@ -1185,9 +1187,9 @@
           <w:sz w:val="19"/>
           <w:szCs w:val="19"/>
         </w:rPr>
-        <w:t>feature_mean</w:t>
-      </w:r>
-      <w:proofErr w:type="spellEnd"/>
+        <w:t xml:space="preserve"> while the door is closed (no fire truck)</w:t>
+      </w:r>
+      <w:proofErr w:type="gramStart"/>
       <w:r>
         <w:rPr>
           <w:i/>
@@ -1196,68 +1198,7 @@
           <w:sz w:val="19"/>
           <w:szCs w:val="19"/>
         </w:rPr>
-        <w:t xml:space="preserve"> while </w:t>
-      </w:r>
-      <w:r>
-        <w:rPr>
-          <w:i/>
-          <w:iCs/>
-          <w:color w:val="595959"/>
-          <w:sz w:val="19"/>
-          <w:szCs w:val="19"/>
-        </w:rPr>
-        <w:t>the door is</w:t>
-      </w:r>
-      <w:r>
-        <w:rPr>
-          <w:i/>
-          <w:iCs/>
-          <w:color w:val="595959"/>
-          <w:sz w:val="19"/>
-          <w:szCs w:val="19"/>
-        </w:rPr>
-        <w:t xml:space="preserve"> clos</w:t>
-      </w:r>
-      <w:r>
-        <w:rPr>
-          <w:i/>
-          <w:iCs/>
-          <w:color w:val="595959"/>
-          <w:sz w:val="19"/>
-          <w:szCs w:val="19"/>
-        </w:rPr>
-        <w:t>ed</w:t>
-      </w:r>
-      <w:r>
-        <w:rPr>
-          <w:i/>
-          <w:iCs/>
-          <w:color w:val="595959"/>
-          <w:sz w:val="19"/>
-          <w:szCs w:val="19"/>
-        </w:rPr>
-        <w:t xml:space="preserve"> (no fire truck)</w:t>
-      </w:r>
-      <w:proofErr w:type="gramStart"/>
-      <w:r>
-        <w:rPr>
-          <w:i/>
-          <w:iCs/>
-          <w:color w:val="595959"/>
-          <w:sz w:val="19"/>
-          <w:szCs w:val="19"/>
-        </w:rPr>
-        <w:t>.</w:t>
-      </w:r>
-      <w:r>
-        <w:rPr>
-          <w:i/>
-          <w:iCs/>
-          <w:color w:val="595959"/>
-          <w:sz w:val="19"/>
-          <w:szCs w:val="19"/>
-        </w:rPr>
-        <w:t>.</w:t>
+        <w:t>..</w:t>
       </w:r>
       <w:proofErr w:type="gramEnd"/>
     </w:p>
@@ -1428,8 +1369,9 @@
           <w:sz w:val="19"/>
           <w:szCs w:val="19"/>
         </w:rPr>
-        <w:t xml:space="preserve">Figure </w:t>
-      </w:r>
+        <w:t>Figure 4: /</w:t>
+      </w:r>
+      <w:proofErr w:type="spellStart"/>
       <w:r>
         <w:rPr>
           <w:i/>
@@ -1438,8 +1380,9 @@
           <w:sz w:val="19"/>
           <w:szCs w:val="19"/>
         </w:rPr>
-        <w:t>4</w:t>
-      </w:r>
+        <w:t>feature_mean</w:t>
+      </w:r>
+      <w:proofErr w:type="spellEnd"/>
       <w:r>
         <w:rPr>
           <w:i/>
@@ -1448,49 +1391,7 @@
           <w:sz w:val="19"/>
           <w:szCs w:val="19"/>
         </w:rPr>
-        <w:t>: /</w:t>
-      </w:r>
-      <w:proofErr w:type="spellStart"/>
-      <w:r>
-        <w:rPr>
-          <w:i/>
-          <w:iCs/>
-          <w:color w:val="595959"/>
-          <w:sz w:val="19"/>
-          <w:szCs w:val="19"/>
-        </w:rPr>
-        <w:t>feature_mean</w:t>
-      </w:r>
-      <w:proofErr w:type="spellEnd"/>
-      <w:r>
-        <w:rPr>
-          <w:i/>
-          <w:iCs/>
-          <w:color w:val="595959"/>
-          <w:sz w:val="19"/>
-          <w:szCs w:val="19"/>
-        </w:rPr>
-        <w:t xml:space="preserve"> while the door is</w:t>
-      </w:r>
-      <w:r>
-        <w:rPr>
-          <w:i/>
-          <w:iCs/>
-          <w:color w:val="595959"/>
-          <w:sz w:val="19"/>
-          <w:szCs w:val="19"/>
-        </w:rPr>
-        <w:t xml:space="preserve"> opened</w:t>
-      </w:r>
-      <w:r>
-        <w:rPr>
-          <w:i/>
-          <w:iCs/>
-          <w:color w:val="595959"/>
-          <w:sz w:val="19"/>
-          <w:szCs w:val="19"/>
-        </w:rPr>
-        <w:t xml:space="preserve"> (no fire truck)</w:t>
+        <w:t xml:space="preserve"> while the door is opened (no fire truck)</w:t>
       </w:r>
       <w:proofErr w:type="gramStart"/>
       <w:r>
@@ -1787,13 +1688,7 @@
           </w:tcPr>
           <w:p>
             <w:r>
-              <w:t xml:space="preserve">Signal when door is </w:t>
-            </w:r>
-            <w:r>
-              <w:t>opened</w:t>
-            </w:r>
-            <w:r>
-              <w:t xml:space="preserve"> (ignoring noise)</w:t>
+              <w:t>Signal when door is opened (ignoring noise)</w:t>
             </w:r>
           </w:p>
         </w:tc>
@@ -1878,10 +1773,7 @@
           </w:tcPr>
           <w:p>
             <w:r>
-              <w:t>T</w:t>
-            </w:r>
-            <w:r>
-              <w:t>he midpoint between the open and closed values. A feature mean below 287.5 indicates an open door, while a value above 287.5 indicates a closed door.</w:t>
+              <w:t>The midpoint between the open and closed values. A feature mean below 287.5 indicates an open door, while a value above 287.5 indicates a closed door.</w:t>
             </w:r>
           </w:p>
         </w:tc>
@@ -1900,13 +1792,7 @@
         <w:spacing w:after="120"/>
       </w:pPr>
       <w:r>
-        <w:t xml:space="preserve">Modify the node from the previous lab that instead of waiting for some arbitrary time for the door to presumably </w:t>
-      </w:r>
-      <w:r>
-        <w:t>open</w:t>
-      </w:r>
-      <w:r>
-        <w:t xml:space="preserve"> uses the feature-mean signal to check that the door is open before proceeding forward. Submit the code.</w:t>
+        <w:t>Modify the node from the previous lab that instead of waiting for some arbitrary time for the door to presumably open uses the feature-mean signal to check that the door is open before proceeding forward. Submit the code.</w:t>
       </w:r>
     </w:p>
     <w:p>
@@ -1928,6 +1814,25 @@
       <w:pPr>
         <w:spacing w:after="120"/>
       </w:pPr>
+      <w:r>
+        <w:t>The code is located in src/</w:t>
+      </w:r>
+      <w:proofErr w:type="spellStart"/>
+      <w:r>
+        <w:t>door_controller</w:t>
+      </w:r>
+      <w:proofErr w:type="spellEnd"/>
+      <w:r>
+        <w:t>/door_controller.py, which contains the ROS 2 motion node and src/</w:t>
+      </w:r>
+      <w:proofErr w:type="spellStart"/>
+      <w:r>
+        <w:t>door_controller</w:t>
+      </w:r>
+      <w:proofErr w:type="spellEnd"/>
+      <w:r>
+        <w:t>/sequence.py, which defines the stages of the door opening sequence. The launch configuration is in launch/door_controller_launch.py.</w:t>
+      </w:r>
     </w:p>
     <w:p>
       <w:pPr>
@@ -2019,6 +1924,11 @@
     </w:p>
     <w:p>
       <w:pPr>
+        <w:spacing w:after="120"/>
+      </w:pPr>
+    </w:p>
+    <w:p>
+      <w:pPr>
         <w:pStyle w:val="Heading2"/>
       </w:pPr>
     </w:p>
@@ -2037,12 +1947,7 @@
     </w:p>
     <w:p>
       <w:r>
-        <w:t>Extend the control node to use Bayesian inference to decide if the door is open. The node should estimate the probability of the door being open and compare it with a threshold. The threshold is a tradeoff between not bumping into the door and the motion delay. Good values are 0.999, 0.9999, or 0.99999, etc. Submit the code and calculated beliefs during the t</w:t>
-      </w:r>
-      <w:bookmarkStart w:id="0" w:name="_GoBack"/>
-      <w:bookmarkEnd w:id="0"/>
-      <w:r>
-        <w:t>ransition.</w:t>
+        <w:t>Extend the control node to use Bayesian inference to decide if the door is open. The node should estimate the probability of the door being open and compare it with a threshold. The threshold is a tradeoff between not bumping into the door and the motion delay. Good values are 0.999, 0.9999, or 0.99999, etc. Submit the code and calculated beliefs during the transition.</w:t>
       </w:r>
       <w:r>
         <w:br w:type="page"/>
@@ -2205,7 +2110,7 @@
         <w:sz w:val="17"/>
         <w:szCs w:val="17"/>
       </w:rPr>
-      <w:t>4</w:t>
+      <w:t>5</w:t>
     </w:r>
     <w:r>
       <w:rPr>

--- a/submission/lab3_Bayes_Filter/Lab3_Bayes_Filter_Report.docx
+++ b/submission/lab3_Bayes_Filter/Lab3_Bayes_Filter_Report.docx
@@ -898,13 +898,13 @@
       </w:r>
       <w:proofErr w:type="spellEnd"/>
       <w:r>
-        <w:t xml:space="preserve"> Features-Tracking Algorithm </w:t>
-      </w:r>
-      <w:bookmarkStart w:id="0" w:name="_GoBack"/>
-      <w:bookmarkEnd w:id="0"/>
-      <w:r>
-        <w:t>)</w:t>
-      </w:r>
+        <w:t xml:space="preserve"> Features-Tracking </w:t>
+      </w:r>
+      <w:proofErr w:type="gramStart"/>
+      <w:r>
+        <w:t>Algorithm )</w:t>
+      </w:r>
+      <w:proofErr w:type="gramEnd"/>
     </w:p>
     <w:p>
       <w:pPr>
@@ -1804,6 +1804,25 @@
       <w:pPr>
         <w:spacing w:after="120"/>
       </w:pPr>
+      <w:r>
+        <w:t>The code is located in src/</w:t>
+      </w:r>
+      <w:proofErr w:type="spellStart"/>
+      <w:r>
+        <w:t>door_controller</w:t>
+      </w:r>
+      <w:proofErr w:type="spellEnd"/>
+      <w:r>
+        <w:t>/door_controller.py, which contains the ROS 2 motion node and src/</w:t>
+      </w:r>
+      <w:proofErr w:type="spellStart"/>
+      <w:r>
+        <w:t>door_controller</w:t>
+      </w:r>
+      <w:proofErr w:type="spellEnd"/>
+      <w:r>
+        <w:t>/sequence.py, which defines the stages of the door opening sequence. The launch configuration is in launch/door_controller_launch.py.</w:t>
+      </w:r>
     </w:p>
     <w:p>
       <w:pPr>
@@ -1812,226 +1831,318 @@
     </w:p>
     <w:p>
       <w:pPr>
+        <w:pStyle w:val="Heading1"/>
+      </w:pPr>
+      <w:r>
+        <w:t>Part 2: Background Noise and Uncertainty</w:t>
+      </w:r>
+    </w:p>
+    <w:p>
+      <w:pPr>
+        <w:spacing w:after="120" w:line="276" w:lineRule="auto"/>
+      </w:pPr>
+      <w:r>
+        <w:t xml:space="preserve">Simulation launched with the fire truck visible through the door (turtlebot3_door_and_firetruck_launch.py, </w:t>
+      </w:r>
+      <w:proofErr w:type="spellStart"/>
+      <w:r>
+        <w:t>run_vision_processor</w:t>
+      </w:r>
+      <w:proofErr w:type="spellEnd"/>
+      <w:r>
+        <w:t>:=true).</w:t>
+      </w:r>
+    </w:p>
+    <w:p>
+      <w:pPr>
+        <w:pStyle w:val="Heading2"/>
+      </w:pPr>
+      <w:r>
+        <w:lastRenderedPageBreak/>
+        <w:t>Assignment 5: Noise statistics and conditional probabilities</w:t>
+      </w:r>
+    </w:p>
+    <w:p>
+      <w:pPr>
         <w:spacing w:after="120"/>
       </w:pPr>
       <w:r>
-        <w:t>The code is located in src/</w:t>
+        <w:t xml:space="preserve">Write the node that subscribes to the feature-mean topic and, for a given time window and given threshold value, reports how many times the signal was above and below the threshold. Use the measurements to estimate the four conditional probabilities: </w:t>
+      </w:r>
+      <w:proofErr w:type="gramStart"/>
+      <w:r>
+        <w:t>P(</w:t>
+      </w:r>
+      <w:proofErr w:type="gramEnd"/>
+      <w:r>
+        <w:t>z=open | x = closed), P(z=closed | x = open), P(z=open | x=closed), and P(z=closed | x=closed). Submit the plot that justifies your selection of the threshold and mark example measurements that can create confusion.</w:t>
+      </w:r>
+    </w:p>
+    <w:p>
+      <w:pPr>
+        <w:pStyle w:val="Heading2"/>
+      </w:pPr>
+      <w:r>
+        <w:rPr>
+          <w:b w:val="0"/>
+          <w:bCs w:val="0"/>
+          <w:color w:val="auto"/>
+          <w:sz w:val="21"/>
+          <w:szCs w:val="21"/>
+        </w:rPr>
+        <w:t xml:space="preserve">Open door: the signal wanders between about 314 and 317.5, </w:t>
       </w:r>
       <w:proofErr w:type="spellStart"/>
       <w:r>
-        <w:t>door_controller</w:t>
+        <w:rPr>
+          <w:b w:val="0"/>
+          <w:bCs w:val="0"/>
+          <w:color w:val="auto"/>
+          <w:sz w:val="21"/>
+          <w:szCs w:val="21"/>
+        </w:rPr>
+        <w:t>centred</w:t>
       </w:r>
       <w:proofErr w:type="spellEnd"/>
       <w:r>
-        <w:t>/door_controller.py, which contains the ROS 2 motion node and src/</w:t>
+        <w:rPr>
+          <w:b w:val="0"/>
+          <w:bCs w:val="0"/>
+          <w:color w:val="auto"/>
+          <w:sz w:val="21"/>
+          <w:szCs w:val="21"/>
+        </w:rPr>
+        <w:t xml:space="preserve"> near 316.</w:t>
+      </w:r>
+      <w:r>
+        <w:rPr>
+          <w:b w:val="0"/>
+          <w:bCs w:val="0"/>
+          <w:color w:val="auto"/>
+          <w:sz w:val="21"/>
+          <w:szCs w:val="21"/>
+        </w:rPr>
+        <w:br/>
+      </w:r>
+      <w:r>
+        <w:rPr>
+          <w:b w:val="0"/>
+          <w:bCs w:val="0"/>
+          <w:color w:val="auto"/>
+          <w:sz w:val="21"/>
+          <w:szCs w:val="21"/>
+        </w:rPr>
+        <w:t xml:space="preserve">Closed door: the signal wanders between about 321.5 and 325, </w:t>
       </w:r>
       <w:proofErr w:type="spellStart"/>
       <w:r>
-        <w:t>door_controller</w:t>
+        <w:rPr>
+          <w:b w:val="0"/>
+          <w:bCs w:val="0"/>
+          <w:color w:val="auto"/>
+          <w:sz w:val="21"/>
+          <w:szCs w:val="21"/>
+        </w:rPr>
+        <w:t>centred</w:t>
       </w:r>
       <w:proofErr w:type="spellEnd"/>
       <w:r>
-        <w:t>/sequence.py, which defines the stages of the door opening sequence. The launch configuration is in launch/door_controller_launch.py.</w:t>
+        <w:rPr>
+          <w:b w:val="0"/>
+          <w:bCs w:val="0"/>
+          <w:color w:val="auto"/>
+          <w:sz w:val="21"/>
+          <w:szCs w:val="21"/>
+        </w:rPr>
+        <w:t xml:space="preserve"> near 323.</w:t>
+      </w:r>
+      <w:r>
+        <w:rPr>
+          <w:b w:val="0"/>
+          <w:bCs w:val="0"/>
+          <w:color w:val="auto"/>
+          <w:sz w:val="21"/>
+          <w:szCs w:val="21"/>
+        </w:rPr>
+        <w:br/>
+      </w:r>
+      <w:r>
+        <w:rPr>
+          <w:b w:val="0"/>
+          <w:bCs w:val="0"/>
+          <w:color w:val="auto"/>
+          <w:sz w:val="21"/>
+          <w:szCs w:val="21"/>
+        </w:rPr>
+        <w:t xml:space="preserve">Gap: the two bands are separated by roughly 4 </w:t>
+      </w:r>
+      <w:proofErr w:type="spellStart"/>
+      <w:proofErr w:type="gramStart"/>
+      <w:r>
+        <w:rPr>
+          <w:b w:val="0"/>
+          <w:bCs w:val="0"/>
+          <w:color w:val="auto"/>
+          <w:sz w:val="21"/>
+          <w:szCs w:val="21"/>
+        </w:rPr>
+        <w:t>px</w:t>
+      </w:r>
+      <w:proofErr w:type="spellEnd"/>
+      <w:proofErr w:type="gramEnd"/>
+      <w:r>
+        <w:rPr>
+          <w:b w:val="0"/>
+          <w:bCs w:val="0"/>
+          <w:color w:val="auto"/>
+          <w:sz w:val="21"/>
+          <w:szCs w:val="21"/>
+        </w:rPr>
+        <w:t>, with the open band’s peak near 317.5 and the closed band’s floor near 321.5.</w:t>
+      </w:r>
+      <w:r>
+        <w:t xml:space="preserve"> </w:t>
+      </w:r>
+    </w:p>
+    <w:p>
+      <w:pPr>
+        <w:pStyle w:val="Heading2"/>
+        <w:rPr>
+          <w:b w:val="0"/>
+          <w:bCs w:val="0"/>
+          <w:color w:val="auto"/>
+          <w:sz w:val="21"/>
+          <w:szCs w:val="21"/>
+        </w:rPr>
+      </w:pPr>
+      <w:r>
+        <w:rPr>
+          <w:b w:val="0"/>
+          <w:bCs w:val="0"/>
+          <w:color w:val="auto"/>
+          <w:sz w:val="21"/>
+          <w:szCs w:val="21"/>
+        </w:rPr>
+        <w:t xml:space="preserve">Midpoint: (316 + 323) / </w:t>
+      </w:r>
+      <w:proofErr w:type="gramStart"/>
+      <w:r>
+        <w:rPr>
+          <w:b w:val="0"/>
+          <w:bCs w:val="0"/>
+          <w:color w:val="auto"/>
+          <w:sz w:val="21"/>
+          <w:szCs w:val="21"/>
+        </w:rPr>
+        <w:t>2</w:t>
+      </w:r>
+      <w:proofErr w:type="gramEnd"/>
+      <w:r>
+        <w:rPr>
+          <w:b w:val="0"/>
+          <w:bCs w:val="0"/>
+          <w:color w:val="auto"/>
+          <w:sz w:val="21"/>
+          <w:szCs w:val="21"/>
+        </w:rPr>
+        <w:t xml:space="preserve"> ≈ 319.5. Placing the threshold midway gives equal margin to each side and balances the two error types.</w:t>
+      </w:r>
+    </w:p>
+    <w:p>
+      <w:pPr>
+        <w:pStyle w:val="Heading2"/>
+        <w:rPr>
+          <w:b w:val="0"/>
+          <w:bCs w:val="0"/>
+          <w:color w:val="auto"/>
+          <w:sz w:val="21"/>
+          <w:szCs w:val="21"/>
+        </w:rPr>
+      </w:pPr>
+      <w:r>
+        <w:t>Assignment 6: Bayesian inference to decide if the door is open</w:t>
+      </w:r>
+    </w:p>
+    <w:p>
+      <w:r>
+        <w:t>Extend the control node to use Bayesian inference to decide if the door is open. The node should estimate the probability of the door being open and compare it with a threshold. The threshold is a tradeoff between not bumping into the door and the motion delay. Good values are 0.999, 0.9999, or 0.99999, etc. Submit the code and calculated beliefs during the transition.</w:t>
+      </w:r>
+    </w:p>
+    <w:p/>
+    <w:p>
+      <w:pPr>
+        <w:pStyle w:val="Heading1"/>
+      </w:pPr>
+      <w:r>
+        <w:t>Part 3: Full Bayes Filter</w:t>
+      </w:r>
+    </w:p>
+    <w:p>
+      <w:pPr>
+        <w:spacing w:after="120" w:line="276" w:lineRule="auto"/>
+      </w:pPr>
+      <w:r>
+        <w:t xml:space="preserve">Simulation launched with </w:t>
+      </w:r>
+      <w:proofErr w:type="spellStart"/>
+      <w:r>
+        <w:t>run_door_opener</w:t>
+      </w:r>
+      <w:proofErr w:type="spellEnd"/>
+      <w:r>
+        <w:t>:=true so that the /</w:t>
+      </w:r>
+      <w:proofErr w:type="spellStart"/>
+      <w:r>
+        <w:t>flaky_door_opener</w:t>
+      </w:r>
+      <w:proofErr w:type="spellEnd"/>
+      <w:r>
+        <w:t xml:space="preserve"> node and /</w:t>
+      </w:r>
+      <w:proofErr w:type="spellStart"/>
+      <w:r>
+        <w:t>door_open</w:t>
+      </w:r>
+      <w:proofErr w:type="spellEnd"/>
+      <w:r>
+        <w:t xml:space="preserve"> topic are available.</w:t>
+      </w:r>
+    </w:p>
+    <w:p>
+      <w:pPr>
+        <w:pStyle w:val="Heading2"/>
+      </w:pPr>
+      <w:r>
+        <w:t>Assignment 7: Flaky door opener probability</w:t>
+      </w:r>
+    </w:p>
+    <w:p/>
+    <w:p>
+      <w:r>
+        <w:t>Publish to the door-open topic multiple times and record if the door has opened or not. If the door opens, close it by publishing to the hinge-torque topic and continue to publish to the door-open topic. Do enough measurements to estimate the probability of door opening when commanded. Find the Flaky Door Opener code in the repository and deduce from the code what the actual probability is. Report both numbers.</w:t>
+      </w:r>
+    </w:p>
+    <w:p/>
+    <w:p>
+      <w:bookmarkStart w:id="0" w:name="_GoBack"/>
+      <w:bookmarkEnd w:id="0"/>
+    </w:p>
+    <w:p/>
+    <w:p>
+      <w:pPr>
+        <w:pStyle w:val="Heading2"/>
+      </w:pPr>
+      <w:r>
+        <w:t>Assignment 8: Controller with a full Bayes filter</w:t>
       </w:r>
     </w:p>
     <w:p>
       <w:pPr>
         <w:spacing w:after="120"/>
       </w:pPr>
-    </w:p>
-    <w:p>
-      <w:pPr>
-        <w:spacing w:after="120"/>
-      </w:pPr>
-    </w:p>
-    <w:p>
-      <w:pPr>
-        <w:spacing w:after="120"/>
-      </w:pPr>
-    </w:p>
-    <w:p>
-      <w:pPr>
-        <w:spacing w:after="120"/>
-      </w:pPr>
-    </w:p>
-    <w:p>
-      <w:pPr>
-        <w:spacing w:after="120"/>
-      </w:pPr>
-    </w:p>
-    <w:p>
-      <w:pPr>
-        <w:spacing w:after="120"/>
-      </w:pPr>
-    </w:p>
-    <w:p>
-      <w:pPr>
-        <w:pStyle w:val="Heading1"/>
-      </w:pPr>
-    </w:p>
-    <w:p>
-      <w:pPr>
-        <w:pStyle w:val="Heading1"/>
-      </w:pPr>
-      <w:r>
-        <w:t>Part 2: Background Noise and Uncertainty</w:t>
-      </w:r>
-    </w:p>
-    <w:p>
-      <w:pPr>
-        <w:spacing w:after="120" w:line="276" w:lineRule="auto"/>
-      </w:pPr>
-      <w:r>
-        <w:t xml:space="preserve">Simulation launched with the fire truck visible through the door (turtlebot3_door_and_firetruck_launch.py, </w:t>
-      </w:r>
-      <w:proofErr w:type="spellStart"/>
-      <w:r>
-        <w:t>run_vision_processor</w:t>
-      </w:r>
-      <w:proofErr w:type="spellEnd"/>
-      <w:r>
-        <w:t>:=true).</w:t>
-      </w:r>
-    </w:p>
-    <w:p>
-      <w:pPr>
-        <w:pStyle w:val="Heading2"/>
-      </w:pPr>
-      <w:r>
-        <w:t>Assignment 5: Noise statistics and conditional probabilities</w:t>
-      </w:r>
-    </w:p>
-    <w:p>
-      <w:pPr>
-        <w:spacing w:after="120"/>
-      </w:pPr>
-      <w:r>
-        <w:t xml:space="preserve">Write the node that subscribes to the feature-mean topic and, for a given time window and given threshold value, reports how many times the signal was above and below the threshold. Use the measurements to estimate the four conditional probabilities: </w:t>
-      </w:r>
-      <w:proofErr w:type="gramStart"/>
-      <w:r>
-        <w:t>P(</w:t>
-      </w:r>
-      <w:proofErr w:type="gramEnd"/>
-      <w:r>
-        <w:t>z=open | x = closed), P(z=closed | x = open), P(z=open | x=closed), and P(z=closed | x=closed). Submit the plot that justifies your selection of the threshold and mark example measurements that can create confusion.</w:t>
-      </w:r>
-    </w:p>
-    <w:p>
-      <w:pPr>
-        <w:spacing w:after="120"/>
-      </w:pPr>
-    </w:p>
-    <w:p>
-      <w:pPr>
-        <w:spacing w:after="120"/>
-      </w:pPr>
-    </w:p>
-    <w:p>
-      <w:pPr>
-        <w:pStyle w:val="Heading2"/>
-      </w:pPr>
-    </w:p>
-    <w:p>
-      <w:pPr>
-        <w:pStyle w:val="Heading2"/>
-      </w:pPr>
-    </w:p>
-    <w:p>
-      <w:pPr>
-        <w:pStyle w:val="Heading2"/>
-      </w:pPr>
-      <w:r>
-        <w:t>Assignment 6: Bayesian inference to decide if the door is open</w:t>
-      </w:r>
-    </w:p>
-    <w:p>
-      <w:r>
-        <w:t>Extend the control node to use Bayesian inference to decide if the door is open. The node should estimate the probability of the door being open and compare it with a threshold. The threshold is a tradeoff between not bumping into the door and the motion delay. Good values are 0.999, 0.9999, or 0.99999, etc. Submit the code and calculated beliefs during the transition.</w:t>
-      </w:r>
-      <w:r>
-        <w:br w:type="page"/>
-      </w:r>
-    </w:p>
-    <w:p>
-      <w:pPr>
-        <w:pStyle w:val="Heading1"/>
-      </w:pPr>
-      <w:r>
-        <w:lastRenderedPageBreak/>
-        <w:t>Part 3: Full Bayes Filter</w:t>
-      </w:r>
-    </w:p>
-    <w:p>
-      <w:pPr>
-        <w:spacing w:after="120" w:line="276" w:lineRule="auto"/>
-      </w:pPr>
-      <w:r>
-        <w:t xml:space="preserve">Simulation launched with </w:t>
-      </w:r>
-      <w:proofErr w:type="spellStart"/>
-      <w:r>
-        <w:t>run_door_opener</w:t>
-      </w:r>
-      <w:proofErr w:type="spellEnd"/>
-      <w:r>
-        <w:t>:=true so that the /</w:t>
-      </w:r>
-      <w:proofErr w:type="spellStart"/>
-      <w:r>
-        <w:t>flaky_door_opener</w:t>
-      </w:r>
-      <w:proofErr w:type="spellEnd"/>
-      <w:r>
-        <w:t xml:space="preserve"> node and /</w:t>
-      </w:r>
-      <w:proofErr w:type="spellStart"/>
-      <w:r>
-        <w:t>door_open</w:t>
-      </w:r>
-      <w:proofErr w:type="spellEnd"/>
-      <w:r>
-        <w:t xml:space="preserve"> topic are available.</w:t>
-      </w:r>
-    </w:p>
-    <w:p>
-      <w:pPr>
-        <w:pStyle w:val="Heading2"/>
-      </w:pPr>
-      <w:r>
-        <w:t>Assignment 7: Flaky door opener probability</w:t>
-      </w:r>
-    </w:p>
-    <w:p/>
-    <w:p>
-      <w:r>
-        <w:t>Publish to the door-open topic multiple times and record if the door has opened or not. If the door opens, close it by publishing to the hinge-torque topic and continue to publish to the door-open topic. Do enough measurements to estimate the probability of door opening when commanded. Find the Flaky Door Opener code in the repository and deduce from the code what the actual probability is. Report both numbers.</w:t>
-      </w:r>
-    </w:p>
-    <w:p/>
-    <w:p/>
-    <w:p>
-      <w:pPr>
-        <w:pStyle w:val="Heading2"/>
-      </w:pPr>
-      <w:r>
-        <w:t>Assignment 8: Controller with a full Bayes filter</w:t>
-      </w:r>
-    </w:p>
-    <w:p>
-      <w:pPr>
-        <w:spacing w:after="120"/>
-      </w:pPr>
-      <w:r>
-        <w:t xml:space="preserve">Design the controller that attempts to open the door using the door-opener topic, and estimates the probability of the door </w:t>
-      </w:r>
-      <w:proofErr w:type="gramStart"/>
-      <w:r>
-        <w:t>being opened</w:t>
-      </w:r>
-      <w:proofErr w:type="gramEnd"/>
-      <w:r>
-        <w:t xml:space="preserve"> using the Bayes filter. Use the probabilities you measured to design the prediction and measurement model. The robot should move if the estimated probability of the door being open is 0.99 or higher. Submit the code and demonstrate to the instructor that your estimator works.</w:t>
+      <w:r>
+        <w:t>Design the controller that attempts to open the door using the door-opener topic, and estimates the probability of the door being opened using the Bayes filter. Use the probabilities you measured to design the prediction and measurement model. The robot should move if the estimated probability of the door being open is 0.99 or higher. Submit the code and demonstrate to the instructor that your estimator works.</w:t>
       </w:r>
     </w:p>
     <w:sectPr>
@@ -2110,7 +2221,7 @@
         <w:sz w:val="17"/>
         <w:szCs w:val="17"/>
       </w:rPr>
-      <w:t>5</w:t>
+      <w:t>1</w:t>
     </w:r>
     <w:r>
       <w:rPr>

--- a/submission/lab3_Bayes_Filter/Lab3_Bayes_Filter_Report.docx
+++ b/submission/lab3_Bayes_Filter/Lab3_Bayes_Filter_Report.docx
@@ -1879,10 +1879,13 @@
       </w:r>
     </w:p>
     <w:p>
-      <w:pPr>
-        <w:pStyle w:val="Heading2"/>
-      </w:pPr>
-      <w:r>
+      <w:pPr/>
+      <w:r>
+        <w:t>Observed signal bands: with the fire truck visible, the open-door signal was approximately 314–317.5 (centered near 316), while the closed-door signal was approximately 321.5–325 (centered near 323).</w:t>
+      </w:r>
+    </w:p>
+    <w:p>
+      <w:pPr>
         <w:rPr>
           <w:b w:val="0"/>
           <w:bCs w:val="0"/>
@@ -1890,118 +1893,479 @@
           <w:sz w:val="21"/>
           <w:szCs w:val="21"/>
         </w:rPr>
-        <w:t xml:space="preserve">Open door: the signal wanders between about 314 and 317.5, </w:t>
-      </w:r>
-      <w:proofErr w:type="spellStart"/>
+      </w:pPr>
+      <w:r>
+        <w:t>Threshold selection: (316 + 323) / 2 ≈ 319.5. A measurement below 319.5 is classified as z=open, and a measurement at or above 319.5 is classified as z=closed.</w:t>
+      </w:r>
+    </w:p>
+    <w:p>
+      <w:pPr>
+        <w:pStyle w:val="Heading3"/>
+        <w:spacing w:after="100" w:line="250" w:lineRule="auto"/>
+      </w:pPr>
+      <w:r>
+        <w:t>Measured conditional probabilities</w:t>
+      </w:r>
+    </w:p>
+    <w:p>
+      <w:pPr>
+        <w:spacing w:after="100" w:line="250" w:lineRule="auto"/>
+      </w:pPr>
+      <w:r>
+        <w:t>Two 30-second windows were collected with the actual door state held open and closed. The raw-frequency estimates are:</w:t>
+      </w:r>
+    </w:p>
+    <w:tbl>
+      <w:tblPr>
+        <w:tblStyle w:val="TableGrid"/>
+        <w:tblW w:w="7800" w:type="dxa"/>
+        <w:tblLayout w:type="fixed"/>
+      </w:tblPr>
+      <w:tblGrid>
+        <w:gridCol w:w="1250"/>
+        <w:gridCol w:w="750"/>
+        <w:gridCol w:w="900"/>
+        <w:gridCol w:w="950"/>
+        <w:gridCol w:w="1900"/>
+        <w:gridCol w:w="2050"/>
+      </w:tblGrid>
+      <w:tr>
+        <w:tc>
+          <w:tcPr>
+            <w:tcW w:w="1250" w:type="dxa"/>
+            <w:tcMar>
+              <w:top w:w="70" w:type="dxa"/>
+              <w:left w:w="70" w:type="dxa"/>
+              <w:bottom w:w="70" w:type="dxa"/>
+              <w:right w:w="70" w:type="dxa"/>
+            </w:tcMar>
+          </w:tcPr>
+          <w:p>
+            <w:pPr>
+              <w:spacing w:after="30" w:line="250" w:lineRule="auto"/>
+            </w:pPr>
+            <w:r>
+              <w:rPr>
+                <w:b/>
+              </w:rPr>
+              <w:t>Actual state</w:t>
+            </w:r>
+          </w:p>
+        </w:tc>
+        <w:tc>
+          <w:tcPr>
+            <w:tcW w:w="750" w:type="dxa"/>
+            <w:tcMar>
+              <w:top w:w="70" w:type="dxa"/>
+              <w:left w:w="70" w:type="dxa"/>
+              <w:bottom w:w="70" w:type="dxa"/>
+              <w:right w:w="70" w:type="dxa"/>
+            </w:tcMar>
+          </w:tcPr>
+          <w:p>
+            <w:pPr>
+              <w:spacing w:after="30" w:line="250" w:lineRule="auto"/>
+            </w:pPr>
+            <w:r>
+              <w:rPr>
+                <w:b/>
+              </w:rPr>
+              <w:t>Total</w:t>
+            </w:r>
+          </w:p>
+        </w:tc>
+        <w:tc>
+          <w:tcPr>
+            <w:tcW w:w="900" w:type="dxa"/>
+            <w:tcMar>
+              <w:top w:w="70" w:type="dxa"/>
+              <w:left w:w="70" w:type="dxa"/>
+              <w:bottom w:w="70" w:type="dxa"/>
+              <w:right w:w="70" w:type="dxa"/>
+            </w:tcMar>
+          </w:tcPr>
+          <w:p>
+            <w:pPr>
+              <w:spacing w:after="30" w:line="250" w:lineRule="auto"/>
+            </w:pPr>
+            <w:r>
+              <w:rPr>
+                <w:b/>
+              </w:rPr>
+              <w:t>z=open</w:t>
+            </w:r>
+          </w:p>
+        </w:tc>
+        <w:tc>
+          <w:tcPr>
+            <w:tcW w:w="950" w:type="dxa"/>
+            <w:tcMar>
+              <w:top w:w="70" w:type="dxa"/>
+              <w:left w:w="70" w:type="dxa"/>
+              <w:bottom w:w="70" w:type="dxa"/>
+              <w:right w:w="70" w:type="dxa"/>
+            </w:tcMar>
+          </w:tcPr>
+          <w:p>
+            <w:pPr>
+              <w:spacing w:after="30" w:line="250" w:lineRule="auto"/>
+            </w:pPr>
+            <w:r>
+              <w:rPr>
+                <w:b/>
+              </w:rPr>
+              <w:t>z=closed</w:t>
+            </w:r>
+          </w:p>
+        </w:tc>
+        <w:tc>
+          <w:tcPr>
+            <w:tcW w:w="1900" w:type="dxa"/>
+            <w:tcMar>
+              <w:top w:w="70" w:type="dxa"/>
+              <w:left w:w="70" w:type="dxa"/>
+              <w:bottom w:w="70" w:type="dxa"/>
+              <w:right w:w="70" w:type="dxa"/>
+            </w:tcMar>
+          </w:tcPr>
+          <w:p>
+            <w:pPr>
+              <w:spacing w:after="30" w:line="250" w:lineRule="auto"/>
+            </w:pPr>
+            <w:r>
+              <w:rPr>
+                <w:b/>
+              </w:rPr>
+              <w:t>P(z=open | x)</w:t>
+            </w:r>
+          </w:p>
+        </w:tc>
+        <w:tc>
+          <w:tcPr>
+            <w:tcW w:w="2050" w:type="dxa"/>
+            <w:tcMar>
+              <w:top w:w="70" w:type="dxa"/>
+              <w:left w:w="70" w:type="dxa"/>
+              <w:bottom w:w="70" w:type="dxa"/>
+              <w:right w:w="70" w:type="dxa"/>
+            </w:tcMar>
+          </w:tcPr>
+          <w:p>
+            <w:pPr>
+              <w:spacing w:after="30" w:line="250" w:lineRule="auto"/>
+            </w:pPr>
+            <w:r>
+              <w:rPr>
+                <w:b/>
+              </w:rPr>
+              <w:t>P(z=closed | x)</w:t>
+            </w:r>
+          </w:p>
+        </w:tc>
+      </w:tr>
+      <w:tr>
+        <w:tc>
+          <w:tcPr>
+            <w:tcW w:w="1250" w:type="dxa"/>
+            <w:tcMar>
+              <w:top w:w="70" w:type="dxa"/>
+              <w:left w:w="70" w:type="dxa"/>
+              <w:bottom w:w="70" w:type="dxa"/>
+              <w:right w:w="70" w:type="dxa"/>
+            </w:tcMar>
+          </w:tcPr>
+          <w:p>
+            <w:pPr>
+              <w:spacing w:after="30" w:line="250" w:lineRule="auto"/>
+            </w:pPr>
+            <w:r>
+              <w:t>open</w:t>
+            </w:r>
+          </w:p>
+        </w:tc>
+        <w:tc>
+          <w:tcPr>
+            <w:tcW w:w="750" w:type="dxa"/>
+            <w:tcMar>
+              <w:top w:w="70" w:type="dxa"/>
+              <w:left w:w="70" w:type="dxa"/>
+              <w:bottom w:w="70" w:type="dxa"/>
+              <w:right w:w="70" w:type="dxa"/>
+            </w:tcMar>
+          </w:tcPr>
+          <w:p>
+            <w:pPr>
+              <w:spacing w:after="30" w:line="250" w:lineRule="auto"/>
+            </w:pPr>
+            <w:r>
+              <w:t>876</w:t>
+            </w:r>
+          </w:p>
+        </w:tc>
+        <w:tc>
+          <w:tcPr>
+            <w:tcW w:w="900" w:type="dxa"/>
+            <w:tcMar>
+              <w:top w:w="70" w:type="dxa"/>
+              <w:left w:w="70" w:type="dxa"/>
+              <w:bottom w:w="70" w:type="dxa"/>
+              <w:right w:w="70" w:type="dxa"/>
+            </w:tcMar>
+          </w:tcPr>
+          <w:p>
+            <w:pPr>
+              <w:spacing w:after="30" w:line="250" w:lineRule="auto"/>
+            </w:pPr>
+            <w:r>
+              <w:t>866</w:t>
+            </w:r>
+          </w:p>
+        </w:tc>
+        <w:tc>
+          <w:tcPr>
+            <w:tcW w:w="950" w:type="dxa"/>
+            <w:tcMar>
+              <w:top w:w="70" w:type="dxa"/>
+              <w:left w:w="70" w:type="dxa"/>
+              <w:bottom w:w="70" w:type="dxa"/>
+              <w:right w:w="70" w:type="dxa"/>
+            </w:tcMar>
+          </w:tcPr>
+          <w:p>
+            <w:pPr>
+              <w:spacing w:after="30" w:line="250" w:lineRule="auto"/>
+            </w:pPr>
+            <w:r>
+              <w:t>10</w:t>
+            </w:r>
+          </w:p>
+        </w:tc>
+        <w:tc>
+          <w:tcPr>
+            <w:tcW w:w="1900" w:type="dxa"/>
+            <w:tcMar>
+              <w:top w:w="70" w:type="dxa"/>
+              <w:left w:w="70" w:type="dxa"/>
+              <w:bottom w:w="70" w:type="dxa"/>
+              <w:right w:w="70" w:type="dxa"/>
+            </w:tcMar>
+          </w:tcPr>
+          <w:p>
+            <w:pPr>
+              <w:spacing w:after="30" w:line="250" w:lineRule="auto"/>
+            </w:pPr>
+            <w:r>
+              <w:t>0.988584</w:t>
+            </w:r>
+          </w:p>
+        </w:tc>
+        <w:tc>
+          <w:tcPr>
+            <w:tcW w:w="2050" w:type="dxa"/>
+            <w:tcMar>
+              <w:top w:w="70" w:type="dxa"/>
+              <w:left w:w="70" w:type="dxa"/>
+              <w:bottom w:w="70" w:type="dxa"/>
+              <w:right w:w="70" w:type="dxa"/>
+            </w:tcMar>
+          </w:tcPr>
+          <w:p>
+            <w:pPr>
+              <w:spacing w:after="30" w:line="250" w:lineRule="auto"/>
+            </w:pPr>
+            <w:r>
+              <w:t>0.011416</w:t>
+            </w:r>
+          </w:p>
+        </w:tc>
+      </w:tr>
+      <w:tr>
+        <w:tc>
+          <w:tcPr>
+            <w:tcW w:w="1250" w:type="dxa"/>
+            <w:tcMar>
+              <w:top w:w="70" w:type="dxa"/>
+              <w:left w:w="70" w:type="dxa"/>
+              <w:bottom w:w="70" w:type="dxa"/>
+              <w:right w:w="70" w:type="dxa"/>
+            </w:tcMar>
+          </w:tcPr>
+          <w:p>
+            <w:pPr>
+              <w:spacing w:after="30" w:line="250" w:lineRule="auto"/>
+            </w:pPr>
+            <w:r>
+              <w:t>closed</w:t>
+            </w:r>
+          </w:p>
+        </w:tc>
+        <w:tc>
+          <w:tcPr>
+            <w:tcW w:w="750" w:type="dxa"/>
+            <w:tcMar>
+              <w:top w:w="70" w:type="dxa"/>
+              <w:left w:w="70" w:type="dxa"/>
+              <w:bottom w:w="70" w:type="dxa"/>
+              <w:right w:w="70" w:type="dxa"/>
+            </w:tcMar>
+          </w:tcPr>
+          <w:p>
+            <w:pPr>
+              <w:spacing w:after="30" w:line="250" w:lineRule="auto"/>
+            </w:pPr>
+            <w:r>
+              <w:t>882</w:t>
+            </w:r>
+          </w:p>
+        </w:tc>
+        <w:tc>
+          <w:tcPr>
+            <w:tcW w:w="900" w:type="dxa"/>
+            <w:tcMar>
+              <w:top w:w="70" w:type="dxa"/>
+              <w:left w:w="70" w:type="dxa"/>
+              <w:bottom w:w="70" w:type="dxa"/>
+              <w:right w:w="70" w:type="dxa"/>
+            </w:tcMar>
+          </w:tcPr>
+          <w:p>
+            <w:pPr>
+              <w:spacing w:after="30" w:line="250" w:lineRule="auto"/>
+            </w:pPr>
+            <w:r>
+              <w:t>10</w:t>
+            </w:r>
+          </w:p>
+        </w:tc>
+        <w:tc>
+          <w:tcPr>
+            <w:tcW w:w="950" w:type="dxa"/>
+            <w:tcMar>
+              <w:top w:w="70" w:type="dxa"/>
+              <w:left w:w="70" w:type="dxa"/>
+              <w:bottom w:w="70" w:type="dxa"/>
+              <w:right w:w="70" w:type="dxa"/>
+            </w:tcMar>
+          </w:tcPr>
+          <w:p>
+            <w:pPr>
+              <w:spacing w:after="30" w:line="250" w:lineRule="auto"/>
+            </w:pPr>
+            <w:r>
+              <w:t>872</w:t>
+            </w:r>
+          </w:p>
+        </w:tc>
+        <w:tc>
+          <w:tcPr>
+            <w:tcW w:w="1900" w:type="dxa"/>
+            <w:tcMar>
+              <w:top w:w="70" w:type="dxa"/>
+              <w:left w:w="70" w:type="dxa"/>
+              <w:bottom w:w="70" w:type="dxa"/>
+              <w:right w:w="70" w:type="dxa"/>
+            </w:tcMar>
+          </w:tcPr>
+          <w:p>
+            <w:pPr>
+              <w:spacing w:after="30" w:line="250" w:lineRule="auto"/>
+            </w:pPr>
+            <w:r>
+              <w:t>0.011338</w:t>
+            </w:r>
+          </w:p>
+        </w:tc>
+        <w:tc>
+          <w:tcPr>
+            <w:tcW w:w="2050" w:type="dxa"/>
+            <w:tcMar>
+              <w:top w:w="70" w:type="dxa"/>
+              <w:left w:w="70" w:type="dxa"/>
+              <w:bottom w:w="70" w:type="dxa"/>
+              <w:right w:w="70" w:type="dxa"/>
+            </w:tcMar>
+          </w:tcPr>
+          <w:p>
+            <w:pPr>
+              <w:spacing w:after="30" w:line="250" w:lineRule="auto"/>
+            </w:pPr>
+            <w:r>
+              <w:t>0.988662</w:t>
+            </w:r>
+          </w:p>
+        </w:tc>
+      </w:tr>
+    </w:tbl>
+    <w:p>
+      <w:pPr>
+        <w:spacing w:after="100" w:line="250" w:lineRule="auto"/>
+      </w:pPr>
+      <w:r>
+        <w:t>The four probabilities sum to one within each actual-state row. The rare samples on the wrong side of 319.5 are the false-open and false-closed measurements that motivate Bayesian filtering.</w:t>
+      </w:r>
+    </w:p>
+    <w:p>
+      <w:pPr>
+        <w:spacing w:after="120"/>
+        <w:jc w:val="center"/>
+      </w:pPr>
       <w:r>
         <w:rPr>
-          <w:b w:val="0"/>
-          <w:bCs w:val="0"/>
-          <w:color w:val="auto"/>
-          <w:sz w:val="21"/>
-          <w:szCs w:val="21"/>
+          <w:noProof/>
         </w:rPr>
-        <w:t>centred</w:t>
-      </w:r>
-      <w:proofErr w:type="spellEnd"/>
-      <w:r>
-        <w:rPr>
-          <w:b w:val="0"/>
-          <w:bCs w:val="0"/>
-          <w:color w:val="auto"/>
-          <w:sz w:val="21"/>
-          <w:szCs w:val="21"/>
-        </w:rPr>
-        <w:t xml:space="preserve"> near 316.</w:t>
-      </w:r>
-      <w:r>
-        <w:rPr>
-          <w:b w:val="0"/>
-          <w:bCs w:val="0"/>
-          <w:color w:val="auto"/>
-          <w:sz w:val="21"/>
-          <w:szCs w:val="21"/>
-        </w:rPr>
-        <w:br/>
-      </w:r>
-      <w:r>
-        <w:rPr>
-          <w:b w:val="0"/>
-          <w:bCs w:val="0"/>
-          <w:color w:val="auto"/>
-          <w:sz w:val="21"/>
-          <w:szCs w:val="21"/>
-        </w:rPr>
-        <w:t xml:space="preserve">Closed door: the signal wanders between about 321.5 and 325, </w:t>
-      </w:r>
-      <w:proofErr w:type="spellStart"/>
-      <w:r>
-        <w:rPr>
-          <w:b w:val="0"/>
-          <w:bCs w:val="0"/>
-          <w:color w:val="auto"/>
-          <w:sz w:val="21"/>
-          <w:szCs w:val="21"/>
-        </w:rPr>
-        <w:t>centred</w:t>
-      </w:r>
-      <w:proofErr w:type="spellEnd"/>
-      <w:r>
-        <w:rPr>
-          <w:b w:val="0"/>
-          <w:bCs w:val="0"/>
-          <w:color w:val="auto"/>
-          <w:sz w:val="21"/>
-          <w:szCs w:val="21"/>
-        </w:rPr>
-        <w:t xml:space="preserve"> near 323.</w:t>
-      </w:r>
-      <w:r>
-        <w:rPr>
-          <w:b w:val="0"/>
-          <w:bCs w:val="0"/>
-          <w:color w:val="auto"/>
-          <w:sz w:val="21"/>
-          <w:szCs w:val="21"/>
-        </w:rPr>
-        <w:br/>
-      </w:r>
-      <w:r>
-        <w:rPr>
-          <w:b w:val="0"/>
-          <w:bCs w:val="0"/>
-          <w:color w:val="auto"/>
-          <w:sz w:val="21"/>
-          <w:szCs w:val="21"/>
-        </w:rPr>
-        <w:t xml:space="preserve">Gap: the two bands are separated by roughly 4 </w:t>
-      </w:r>
-      <w:proofErr w:type="spellStart"/>
-      <w:proofErr w:type="gramStart"/>
-      <w:r>
-        <w:rPr>
-          <w:b w:val="0"/>
-          <w:bCs w:val="0"/>
-          <w:color w:val="auto"/>
-          <w:sz w:val="21"/>
-          <w:szCs w:val="21"/>
-        </w:rPr>
-        <w:t>px</w:t>
-      </w:r>
-      <w:proofErr w:type="spellEnd"/>
-      <w:proofErr w:type="gramEnd"/>
-      <w:r>
-        <w:rPr>
-          <w:b w:val="0"/>
-          <w:bCs w:val="0"/>
-          <w:color w:val="auto"/>
-          <w:sz w:val="21"/>
-          <w:szCs w:val="21"/>
-        </w:rPr>
-        <w:t>, with the open band’s peak near 317.5 and the closed band’s floor near 321.5.</w:t>
-      </w:r>
-      <w:r>
-        <w:t xml:space="preserve"> </w:t>
+        <w:drawing>
+          <wp:inline distT="0" distB="0" distL="0" distR="0" wp14:anchorId="61C5B2E4" wp14:editId="233A24B9">
+            <wp:extent cx="5715000" cy="3876000"/>
+            <wp:effectExtent l="0" t="0" r="0" b="0"/>
+            <wp:docPr id="7" name="Assignment 5 threshold plot" descr="Annotated feature-mean plot showing open and closed bands, threshold, and confusing measurements"/>
+            <wp:cNvGraphicFramePr>
+              <a:graphicFrameLocks xmlns:a="http://schemas.openxmlformats.org/drawingml/2006/main" noChangeAspect="1"/>
+            </wp:cNvGraphicFramePr>
+            <a:graphic xmlns:a="http://schemas.openxmlformats.org/drawingml/2006/main">
+              <a:graphicData uri="http://schemas.openxmlformats.org/drawingml/2006/picture">
+                <pic:pic xmlns:pic="http://schemas.openxmlformats.org/drawingml/2006/picture">
+                  <pic:nvPicPr>
+                    <pic:cNvPr id="1" name=""/>
+                    <pic:cNvPicPr/>
+                  </pic:nvPicPr>
+                  <pic:blipFill>
+                    <a:blip r:embed="rId15"/>
+                    <a:stretch>
+                      <a:fillRect/>
+                    </a:stretch>
+                  </pic:blipFill>
+                  <pic:spPr>
+                    <a:xfrm>
+                      <a:off x="0" y="0"/>
+                      <a:ext cx="5715000" cy="3876000"/>
+                    </a:xfrm>
+                    <a:prstGeom prst="rect">
+                      <a:avLst/>
+                    </a:prstGeom>
+                  </pic:spPr>
+                </pic:pic>
+              </a:graphicData>
+            </a:graphic>
+          </wp:inline>
+        </w:drawing>
+      </w:r>
+    </w:p>
+    <w:p>
+      <w:pPr>
+        <w:pStyle w:val="Caption"/>
+        <w:spacing w:after="100" w:line="250" w:lineRule="auto"/>
+        <w:jc w:val="center"/>
+      </w:pPr>
+      <w:r>
+        <w:t>Figure 5: Annotated /feature_mean signal for the open/closed experiment with threshold 319.5. The marked samples illustrate measurements that can be confused by a one-sample threshold test.</w:t>
+      </w:r>
+    </w:p>
+    <w:p>
+      <w:pPr>
+        <w:spacing w:after="100" w:line="250" w:lineRule="auto"/>
+      </w:pPr>
+      <w:r>
+        <w:t>Implementation: prob_rob_labs/src/lab3_bayes/feature_stats.py. Evidence: evidence/logs/assignment5_open_stats.log, evidence/logs/assignment5_closed_stats.log, and evidence/assignment5_threshold_plot_annotated.png.</w:t>
       </w:r>
     </w:p>
     <w:p>
@@ -2016,59 +2380,864 @@
         </w:rPr>
       </w:pPr>
       <w:r>
+        <w:t>Assignment 6: Bayesian inference to decide if the door is open</w:t>
+      </w:r>
+    </w:p>
+    <w:p>
+      <w:r>
+        <w:t>Extend the control node to use Bayesian inference to decide if the door is open. The node should estimate the probability of the door being open and compare it with a threshold. The threshold is a tradeoff between not bumping into the door and the motion delay. Good values are 0.999, 0.9999, or 0.99999, etc. Submit the code and calculated beliefs during the transition.</w:t>
+      </w:r>
+    </w:p>
+    <w:p/>
+    <w:p>
+      <w:pPr>
+        <w:pStyle w:val="Heading3"/>
+        <w:spacing w:after="100" w:line="250" w:lineRule="auto"/>
+      </w:pPr>
+      <w:r>
+        <w:t>Bayesian measurement update</w:t>
+      </w:r>
+    </w:p>
+    <w:p>
+      <w:pPr>
+        <w:spacing w:after="100" w:line="250" w:lineRule="auto"/>
+      </w:pPr>
+      <w:r>
+        <w:t>The controller maintains b(open), the probability that the door is open. For each classified measurement z, it computes b'(open) = η P(z | open)b(open), where η normalizes the open and closed hypotheses. The controller used threshold 319.5, P(z=open | x=open)=0.988584, P(z=open | x=closed)=0.008065 from the calibration used for this recorded run, and a motion decision threshold of 0.9999.</w:t>
+      </w:r>
+    </w:p>
+    <w:p>
+      <w:pPr>
+        <w:spacing w:after="100" w:line="250" w:lineRule="auto"/>
+      </w:pPr>
+      <w:r>
         <w:rPr>
-          <w:b w:val="0"/>
-          <w:bCs w:val="0"/>
-          <w:color w:val="auto"/>
-          <w:sz w:val="21"/>
-          <w:szCs w:val="21"/>
+          <w:b/>
         </w:rPr>
-        <w:t xml:space="preserve">Midpoint: (316 + 323) / </w:t>
-      </w:r>
-      <w:proofErr w:type="gramStart"/>
-      <w:r>
-        <w:rPr>
-          <w:b w:val="0"/>
-          <w:bCs w:val="0"/>
-          <w:color w:val="auto"/>
-          <w:sz w:val="21"/>
-          <w:szCs w:val="21"/>
-        </w:rPr>
-        <w:t>2</w:t>
-      </w:r>
-      <w:proofErr w:type="gramEnd"/>
-      <w:r>
-        <w:rPr>
-          <w:b w:val="0"/>
-          <w:bCs w:val="0"/>
-          <w:color w:val="auto"/>
-          <w:sz w:val="21"/>
-          <w:szCs w:val="21"/>
-        </w:rPr>
-        <w:t xml:space="preserve"> ≈ 319.5. Placing the threshold midway gives equal margin to each side and balances the two error types.</w:t>
-      </w:r>
-    </w:p>
-    <w:p>
-      <w:pPr>
-        <w:pStyle w:val="Heading2"/>
-        <w:rPr>
-          <w:b w:val="0"/>
-          <w:bCs w:val="0"/>
-          <w:color w:val="auto"/>
-          <w:sz w:val="21"/>
-          <w:szCs w:val="21"/>
-        </w:rPr>
-      </w:pPr>
-      <w:r>
-        <w:t>Assignment 6: Bayesian inference to decide if the door is open</w:t>
-      </w:r>
-    </w:p>
-    <w:p>
-      <w:r>
-        <w:t>Extend the control node to use Bayesian inference to decide if the door is open. The node should estimate the probability of the door being open and compare it with a threshold. The threshold is a tradeoff between not bumping into the door and the motion delay. Good values are 0.999, 0.9999, or 0.99999, etc. Submit the code and calculated beliefs during the transition.</w:t>
-      </w:r>
-    </w:p>
-    <w:p/>
+        <w:t>Selected calculated beliefs during the closed-to-open transition:</w:t>
+      </w:r>
+    </w:p>
+    <w:tbl>
+      <w:tblPr>
+        <w:tblStyle w:val="TableGrid"/>
+        <w:tblW w:w="7700" w:type="dxa"/>
+        <w:tblLayout w:type="fixed"/>
+      </w:tblPr>
+      <w:tblGrid>
+        <w:gridCol w:w="1650"/>
+        <w:gridCol w:w="1550"/>
+        <w:gridCol w:w="2200"/>
+        <w:gridCol w:w="2300"/>
+      </w:tblGrid>
+      <w:tr>
+        <w:tc>
+          <w:tcPr>
+            <w:tcW w:w="1650" w:type="dxa"/>
+            <w:tcMar>
+              <w:top w:w="70" w:type="dxa"/>
+              <w:left w:w="70" w:type="dxa"/>
+              <w:bottom w:w="70" w:type="dxa"/>
+              <w:right w:w="70" w:type="dxa"/>
+            </w:tcMar>
+          </w:tcPr>
+          <w:p>
+            <w:pPr>
+              <w:spacing w:after="30" w:line="250" w:lineRule="auto"/>
+            </w:pPr>
+            <w:r>
+              <w:rPr>
+                <w:b/>
+              </w:rPr>
+              <w:t>Measurement</w:t>
+            </w:r>
+          </w:p>
+        </w:tc>
+        <w:tc>
+          <w:tcPr>
+            <w:tcW w:w="1550" w:type="dxa"/>
+            <w:tcMar>
+              <w:top w:w="70" w:type="dxa"/>
+              <w:left w:w="70" w:type="dxa"/>
+              <w:bottom w:w="70" w:type="dxa"/>
+              <w:right w:w="70" w:type="dxa"/>
+            </w:tcMar>
+          </w:tcPr>
+          <w:p>
+            <w:pPr>
+              <w:spacing w:after="30" w:line="250" w:lineRule="auto"/>
+            </w:pPr>
+            <w:r>
+              <w:rPr>
+                <w:b/>
+              </w:rPr>
+              <w:t>feature_mean</w:t>
+            </w:r>
+          </w:p>
+        </w:tc>
+        <w:tc>
+          <w:tcPr>
+            <w:tcW w:w="2200" w:type="dxa"/>
+            <w:tcMar>
+              <w:top w:w="70" w:type="dxa"/>
+              <w:left w:w="70" w:type="dxa"/>
+              <w:bottom w:w="70" w:type="dxa"/>
+              <w:right w:w="70" w:type="dxa"/>
+            </w:tcMar>
+          </w:tcPr>
+          <w:p>
+            <w:pPr>
+              <w:spacing w:after="30" w:line="250" w:lineRule="auto"/>
+            </w:pPr>
+            <w:r>
+              <w:rPr>
+                <w:b/>
+              </w:rPr>
+              <w:t>Prior b(open)</w:t>
+            </w:r>
+          </w:p>
+        </w:tc>
+        <w:tc>
+          <w:tcPr>
+            <w:tcW w:w="2300" w:type="dxa"/>
+            <w:tcMar>
+              <w:top w:w="70" w:type="dxa"/>
+              <w:left w:w="70" w:type="dxa"/>
+              <w:bottom w:w="70" w:type="dxa"/>
+              <w:right w:w="70" w:type="dxa"/>
+            </w:tcMar>
+          </w:tcPr>
+          <w:p>
+            <w:pPr>
+              <w:spacing w:after="30" w:line="250" w:lineRule="auto"/>
+            </w:pPr>
+            <w:r>
+              <w:rPr>
+                <w:b/>
+              </w:rPr>
+              <w:t>Posterior b(open)</w:t>
+            </w:r>
+          </w:p>
+        </w:tc>
+      </w:tr>
+      <w:tr>
+        <w:tc>
+          <w:tcPr>
+            <w:tcW w:w="1650" w:type="dxa"/>
+            <w:tcMar>
+              <w:top w:w="70" w:type="dxa"/>
+              <w:left w:w="70" w:type="dxa"/>
+              <w:bottom w:w="70" w:type="dxa"/>
+              <w:right w:w="70" w:type="dxa"/>
+            </w:tcMar>
+          </w:tcPr>
+          <w:p>
+            <w:pPr>
+              <w:spacing w:after="30" w:line="250" w:lineRule="auto"/>
+            </w:pPr>
+            <w:r>
+              <w:t>z=closed</w:t>
+            </w:r>
+          </w:p>
+        </w:tc>
+        <w:tc>
+          <w:tcPr>
+            <w:tcW w:w="1550" w:type="dxa"/>
+            <w:tcMar>
+              <w:top w:w="70" w:type="dxa"/>
+              <w:left w:w="70" w:type="dxa"/>
+              <w:bottom w:w="70" w:type="dxa"/>
+              <w:right w:w="70" w:type="dxa"/>
+            </w:tcMar>
+          </w:tcPr>
+          <w:p>
+            <w:pPr>
+              <w:spacing w:after="30" w:line="250" w:lineRule="auto"/>
+            </w:pPr>
+            <w:r>
+              <w:t>324.545</w:t>
+            </w:r>
+          </w:p>
+        </w:tc>
+        <w:tc>
+          <w:tcPr>
+            <w:tcW w:w="2200" w:type="dxa"/>
+            <w:tcMar>
+              <w:top w:w="70" w:type="dxa"/>
+              <w:left w:w="70" w:type="dxa"/>
+              <w:bottom w:w="70" w:type="dxa"/>
+              <w:right w:w="70" w:type="dxa"/>
+            </w:tcMar>
+          </w:tcPr>
+          <w:p>
+            <w:pPr>
+              <w:spacing w:after="30" w:line="250" w:lineRule="auto"/>
+            </w:pPr>
+            <w:r>
+              <w:t>0.500000000</w:t>
+            </w:r>
+          </w:p>
+        </w:tc>
+        <w:tc>
+          <w:tcPr>
+            <w:tcW w:w="2300" w:type="dxa"/>
+            <w:tcMar>
+              <w:top w:w="70" w:type="dxa"/>
+              <w:left w:w="70" w:type="dxa"/>
+              <w:bottom w:w="70" w:type="dxa"/>
+              <w:right w:w="70" w:type="dxa"/>
+            </w:tcMar>
+          </w:tcPr>
+          <w:p>
+            <w:pPr>
+              <w:spacing w:after="30" w:line="250" w:lineRule="auto"/>
+            </w:pPr>
+            <w:r>
+              <w:t>0.011377873</w:t>
+            </w:r>
+          </w:p>
+        </w:tc>
+      </w:tr>
+      <w:tr>
+        <w:tc>
+          <w:tcPr>
+            <w:tcW w:w="1650" w:type="dxa"/>
+            <w:tcMar>
+              <w:top w:w="70" w:type="dxa"/>
+              <w:left w:w="70" w:type="dxa"/>
+              <w:bottom w:w="70" w:type="dxa"/>
+              <w:right w:w="70" w:type="dxa"/>
+            </w:tcMar>
+          </w:tcPr>
+          <w:p>
+            <w:pPr>
+              <w:spacing w:after="30" w:line="250" w:lineRule="auto"/>
+            </w:pPr>
+            <w:r>
+              <w:t>z=closed</w:t>
+            </w:r>
+          </w:p>
+        </w:tc>
+        <w:tc>
+          <w:tcPr>
+            <w:tcW w:w="1550" w:type="dxa"/>
+            <w:tcMar>
+              <w:top w:w="70" w:type="dxa"/>
+              <w:left w:w="70" w:type="dxa"/>
+              <w:bottom w:w="70" w:type="dxa"/>
+              <w:right w:w="70" w:type="dxa"/>
+            </w:tcMar>
+          </w:tcPr>
+          <w:p>
+            <w:pPr>
+              <w:spacing w:after="30" w:line="250" w:lineRule="auto"/>
+            </w:pPr>
+            <w:r>
+              <w:t>323.638</w:t>
+            </w:r>
+          </w:p>
+        </w:tc>
+        <w:tc>
+          <w:tcPr>
+            <w:tcW w:w="2200" w:type="dxa"/>
+            <w:tcMar>
+              <w:top w:w="70" w:type="dxa"/>
+              <w:left w:w="70" w:type="dxa"/>
+              <w:bottom w:w="70" w:type="dxa"/>
+              <w:right w:w="70" w:type="dxa"/>
+            </w:tcMar>
+          </w:tcPr>
+          <w:p>
+            <w:pPr>
+              <w:spacing w:after="30" w:line="250" w:lineRule="auto"/>
+            </w:pPr>
+            <w:r>
+              <w:t>0.011377873</w:t>
+            </w:r>
+          </w:p>
+        </w:tc>
+        <w:tc>
+          <w:tcPr>
+            <w:tcW w:w="2300" w:type="dxa"/>
+            <w:tcMar>
+              <w:top w:w="70" w:type="dxa"/>
+              <w:left w:w="70" w:type="dxa"/>
+              <w:bottom w:w="70" w:type="dxa"/>
+              <w:right w:w="70" w:type="dxa"/>
+            </w:tcMar>
+          </w:tcPr>
+          <w:p>
+            <w:pPr>
+              <w:spacing w:after="30" w:line="250" w:lineRule="auto"/>
+            </w:pPr>
+            <w:r>
+              <w:t>0.000132435</w:t>
+            </w:r>
+          </w:p>
+        </w:tc>
+      </w:tr>
+      <w:tr>
+        <w:tc>
+          <w:tcPr>
+            <w:tcW w:w="1650" w:type="dxa"/>
+            <w:tcMar>
+              <w:top w:w="70" w:type="dxa"/>
+              <w:left w:w="70" w:type="dxa"/>
+              <w:bottom w:w="70" w:type="dxa"/>
+              <w:right w:w="70" w:type="dxa"/>
+            </w:tcMar>
+          </w:tcPr>
+          <w:p>
+            <w:pPr>
+              <w:spacing w:after="30" w:line="250" w:lineRule="auto"/>
+            </w:pPr>
+            <w:r>
+              <w:t>z=open</w:t>
+            </w:r>
+          </w:p>
+        </w:tc>
+        <w:tc>
+          <w:tcPr>
+            <w:tcW w:w="1550" w:type="dxa"/>
+            <w:tcMar>
+              <w:top w:w="70" w:type="dxa"/>
+              <w:left w:w="70" w:type="dxa"/>
+              <w:bottom w:w="70" w:type="dxa"/>
+              <w:right w:w="70" w:type="dxa"/>
+            </w:tcMar>
+          </w:tcPr>
+          <w:p>
+            <w:pPr>
+              <w:spacing w:after="30" w:line="250" w:lineRule="auto"/>
+            </w:pPr>
+            <w:r>
+              <w:t>316.995</w:t>
+            </w:r>
+          </w:p>
+        </w:tc>
+        <w:tc>
+          <w:tcPr>
+            <w:tcW w:w="2200" w:type="dxa"/>
+            <w:tcMar>
+              <w:top w:w="70" w:type="dxa"/>
+              <w:left w:w="70" w:type="dxa"/>
+              <w:bottom w:w="70" w:type="dxa"/>
+              <w:right w:w="70" w:type="dxa"/>
+            </w:tcMar>
+          </w:tcPr>
+          <w:p>
+            <w:pPr>
+              <w:spacing w:after="30" w:line="250" w:lineRule="auto"/>
+            </w:pPr>
+            <w:r>
+              <w:t>≈0</w:t>
+            </w:r>
+          </w:p>
+        </w:tc>
+        <w:tc>
+          <w:tcPr>
+            <w:tcW w:w="2300" w:type="dxa"/>
+            <w:tcMar>
+              <w:top w:w="70" w:type="dxa"/>
+              <w:left w:w="70" w:type="dxa"/>
+              <w:bottom w:w="70" w:type="dxa"/>
+              <w:right w:w="70" w:type="dxa"/>
+            </w:tcMar>
+          </w:tcPr>
+          <w:p>
+            <w:pPr>
+              <w:spacing w:after="30" w:line="250" w:lineRule="auto"/>
+            </w:pPr>
+            <w:r>
+              <w:t>0.000000035</w:t>
+            </w:r>
+          </w:p>
+        </w:tc>
+      </w:tr>
+      <w:tr>
+        <w:tc>
+          <w:tcPr>
+            <w:tcW w:w="1650" w:type="dxa"/>
+            <w:tcMar>
+              <w:top w:w="70" w:type="dxa"/>
+              <w:left w:w="70" w:type="dxa"/>
+              <w:bottom w:w="70" w:type="dxa"/>
+              <w:right w:w="70" w:type="dxa"/>
+            </w:tcMar>
+          </w:tcPr>
+          <w:p>
+            <w:pPr>
+              <w:spacing w:after="30" w:line="250" w:lineRule="auto"/>
+            </w:pPr>
+            <w:r>
+              <w:t>z=open</w:t>
+            </w:r>
+          </w:p>
+        </w:tc>
+        <w:tc>
+          <w:tcPr>
+            <w:tcW w:w="1550" w:type="dxa"/>
+            <w:tcMar>
+              <w:top w:w="70" w:type="dxa"/>
+              <w:left w:w="70" w:type="dxa"/>
+              <w:bottom w:w="70" w:type="dxa"/>
+              <w:right w:w="70" w:type="dxa"/>
+            </w:tcMar>
+          </w:tcPr>
+          <w:p>
+            <w:pPr>
+              <w:spacing w:after="30" w:line="250" w:lineRule="auto"/>
+            </w:pPr>
+            <w:r>
+              <w:t>316.378</w:t>
+            </w:r>
+          </w:p>
+        </w:tc>
+        <w:tc>
+          <w:tcPr>
+            <w:tcW w:w="2200" w:type="dxa"/>
+            <w:tcMar>
+              <w:top w:w="70" w:type="dxa"/>
+              <w:left w:w="70" w:type="dxa"/>
+              <w:bottom w:w="70" w:type="dxa"/>
+              <w:right w:w="70" w:type="dxa"/>
+            </w:tcMar>
+          </w:tcPr>
+          <w:p>
+            <w:pPr>
+              <w:spacing w:after="30" w:line="250" w:lineRule="auto"/>
+            </w:pPr>
+            <w:r>
+              <w:t>0.000000035</w:t>
+            </w:r>
+          </w:p>
+        </w:tc>
+        <w:tc>
+          <w:tcPr>
+            <w:tcW w:w="2300" w:type="dxa"/>
+            <w:tcMar>
+              <w:top w:w="70" w:type="dxa"/>
+              <w:left w:w="70" w:type="dxa"/>
+              <w:bottom w:w="70" w:type="dxa"/>
+              <w:right w:w="70" w:type="dxa"/>
+            </w:tcMar>
+          </w:tcPr>
+          <w:p>
+            <w:pPr>
+              <w:spacing w:after="30" w:line="250" w:lineRule="auto"/>
+            </w:pPr>
+            <w:r>
+              <w:t>0.000004280</w:t>
+            </w:r>
+          </w:p>
+        </w:tc>
+      </w:tr>
+      <w:tr>
+        <w:tc>
+          <w:tcPr>
+            <w:tcW w:w="1650" w:type="dxa"/>
+            <w:tcMar>
+              <w:top w:w="70" w:type="dxa"/>
+              <w:left w:w="70" w:type="dxa"/>
+              <w:bottom w:w="70" w:type="dxa"/>
+              <w:right w:w="70" w:type="dxa"/>
+            </w:tcMar>
+          </w:tcPr>
+          <w:p>
+            <w:pPr>
+              <w:spacing w:after="30" w:line="250" w:lineRule="auto"/>
+            </w:pPr>
+            <w:r>
+              <w:t>z=open</w:t>
+            </w:r>
+          </w:p>
+        </w:tc>
+        <w:tc>
+          <w:tcPr>
+            <w:tcW w:w="1550" w:type="dxa"/>
+            <w:tcMar>
+              <w:top w:w="70" w:type="dxa"/>
+              <w:left w:w="70" w:type="dxa"/>
+              <w:bottom w:w="70" w:type="dxa"/>
+              <w:right w:w="70" w:type="dxa"/>
+            </w:tcMar>
+          </w:tcPr>
+          <w:p>
+            <w:pPr>
+              <w:spacing w:after="30" w:line="250" w:lineRule="auto"/>
+            </w:pPr>
+            <w:r>
+              <w:t>314.031</w:t>
+            </w:r>
+          </w:p>
+        </w:tc>
+        <w:tc>
+          <w:tcPr>
+            <w:tcW w:w="2200" w:type="dxa"/>
+            <w:tcMar>
+              <w:top w:w="70" w:type="dxa"/>
+              <w:left w:w="70" w:type="dxa"/>
+              <w:bottom w:w="70" w:type="dxa"/>
+              <w:right w:w="70" w:type="dxa"/>
+            </w:tcMar>
+          </w:tcPr>
+          <w:p>
+            <w:pPr>
+              <w:spacing w:after="30" w:line="250" w:lineRule="auto"/>
+            </w:pPr>
+            <w:r>
+              <w:t>0.000004280</w:t>
+            </w:r>
+          </w:p>
+        </w:tc>
+        <w:tc>
+          <w:tcPr>
+            <w:tcW w:w="2300" w:type="dxa"/>
+            <w:tcMar>
+              <w:top w:w="70" w:type="dxa"/>
+              <w:left w:w="70" w:type="dxa"/>
+              <w:bottom w:w="70" w:type="dxa"/>
+              <w:right w:w="70" w:type="dxa"/>
+            </w:tcMar>
+          </w:tcPr>
+          <w:p>
+            <w:pPr>
+              <w:spacing w:after="30" w:line="250" w:lineRule="auto"/>
+            </w:pPr>
+            <w:r>
+              <w:t>0.000524317</w:t>
+            </w:r>
+          </w:p>
+        </w:tc>
+      </w:tr>
+      <w:tr>
+        <w:tc>
+          <w:tcPr>
+            <w:tcW w:w="1650" w:type="dxa"/>
+            <w:tcMar>
+              <w:top w:w="70" w:type="dxa"/>
+              <w:left w:w="70" w:type="dxa"/>
+              <w:bottom w:w="70" w:type="dxa"/>
+              <w:right w:w="70" w:type="dxa"/>
+            </w:tcMar>
+          </w:tcPr>
+          <w:p>
+            <w:pPr>
+              <w:spacing w:after="30" w:line="250" w:lineRule="auto"/>
+            </w:pPr>
+            <w:r>
+              <w:t>z=open</w:t>
+            </w:r>
+          </w:p>
+        </w:tc>
+        <w:tc>
+          <w:tcPr>
+            <w:tcW w:w="1550" w:type="dxa"/>
+            <w:tcMar>
+              <w:top w:w="70" w:type="dxa"/>
+              <w:left w:w="70" w:type="dxa"/>
+              <w:bottom w:w="70" w:type="dxa"/>
+              <w:right w:w="70" w:type="dxa"/>
+            </w:tcMar>
+          </w:tcPr>
+          <w:p>
+            <w:pPr>
+              <w:spacing w:after="30" w:line="250" w:lineRule="auto"/>
+            </w:pPr>
+            <w:r>
+              <w:t>318.154</w:t>
+            </w:r>
+          </w:p>
+        </w:tc>
+        <w:tc>
+          <w:tcPr>
+            <w:tcW w:w="2200" w:type="dxa"/>
+            <w:tcMar>
+              <w:top w:w="70" w:type="dxa"/>
+              <w:left w:w="70" w:type="dxa"/>
+              <w:bottom w:w="70" w:type="dxa"/>
+              <w:right w:w="70" w:type="dxa"/>
+            </w:tcMar>
+          </w:tcPr>
+          <w:p>
+            <w:pPr>
+              <w:spacing w:after="30" w:line="250" w:lineRule="auto"/>
+            </w:pPr>
+            <w:r>
+              <w:t>0.000524317</w:t>
+            </w:r>
+          </w:p>
+        </w:tc>
+        <w:tc>
+          <w:tcPr>
+            <w:tcW w:w="2300" w:type="dxa"/>
+            <w:tcMar>
+              <w:top w:w="70" w:type="dxa"/>
+              <w:left w:w="70" w:type="dxa"/>
+              <w:bottom w:w="70" w:type="dxa"/>
+              <w:right w:w="70" w:type="dxa"/>
+            </w:tcMar>
+          </w:tcPr>
+          <w:p>
+            <w:pPr>
+              <w:spacing w:after="30" w:line="250" w:lineRule="auto"/>
+            </w:pPr>
+            <w:r>
+              <w:t>0.060417849</w:t>
+            </w:r>
+          </w:p>
+        </w:tc>
+      </w:tr>
+      <w:tr>
+        <w:tc>
+          <w:tcPr>
+            <w:tcW w:w="1650" w:type="dxa"/>
+            <w:tcMar>
+              <w:top w:w="70" w:type="dxa"/>
+              <w:left w:w="70" w:type="dxa"/>
+              <w:bottom w:w="70" w:type="dxa"/>
+              <w:right w:w="70" w:type="dxa"/>
+            </w:tcMar>
+          </w:tcPr>
+          <w:p>
+            <w:pPr>
+              <w:spacing w:after="30" w:line="250" w:lineRule="auto"/>
+            </w:pPr>
+            <w:r>
+              <w:t>z=open</w:t>
+            </w:r>
+          </w:p>
+        </w:tc>
+        <w:tc>
+          <w:tcPr>
+            <w:tcW w:w="1550" w:type="dxa"/>
+            <w:tcMar>
+              <w:top w:w="70" w:type="dxa"/>
+              <w:left w:w="70" w:type="dxa"/>
+              <w:bottom w:w="70" w:type="dxa"/>
+              <w:right w:w="70" w:type="dxa"/>
+            </w:tcMar>
+          </w:tcPr>
+          <w:p>
+            <w:pPr>
+              <w:spacing w:after="30" w:line="250" w:lineRule="auto"/>
+            </w:pPr>
+            <w:r>
+              <w:t>318.479</w:t>
+            </w:r>
+          </w:p>
+        </w:tc>
+        <w:tc>
+          <w:tcPr>
+            <w:tcW w:w="2200" w:type="dxa"/>
+            <w:tcMar>
+              <w:top w:w="70" w:type="dxa"/>
+              <w:left w:w="70" w:type="dxa"/>
+              <w:bottom w:w="70" w:type="dxa"/>
+              <w:right w:w="70" w:type="dxa"/>
+            </w:tcMar>
+          </w:tcPr>
+          <w:p>
+            <w:pPr>
+              <w:spacing w:after="30" w:line="250" w:lineRule="auto"/>
+            </w:pPr>
+            <w:r>
+              <w:t>0.060417849</w:t>
+            </w:r>
+          </w:p>
+        </w:tc>
+        <w:tc>
+          <w:tcPr>
+            <w:tcW w:w="2300" w:type="dxa"/>
+            <w:tcMar>
+              <w:top w:w="70" w:type="dxa"/>
+              <w:left w:w="70" w:type="dxa"/>
+              <w:bottom w:w="70" w:type="dxa"/>
+              <w:right w:w="70" w:type="dxa"/>
+            </w:tcMar>
+          </w:tcPr>
+          <w:p>
+            <w:pPr>
+              <w:spacing w:after="30" w:line="250" w:lineRule="auto"/>
+            </w:pPr>
+            <w:r>
+              <w:t>0.887413499</w:t>
+            </w:r>
+          </w:p>
+        </w:tc>
+      </w:tr>
+      <w:tr>
+        <w:tc>
+          <w:tcPr>
+            <w:tcW w:w="1650" w:type="dxa"/>
+            <w:tcMar>
+              <w:top w:w="70" w:type="dxa"/>
+              <w:left w:w="70" w:type="dxa"/>
+              <w:bottom w:w="70" w:type="dxa"/>
+              <w:right w:w="70" w:type="dxa"/>
+            </w:tcMar>
+          </w:tcPr>
+          <w:p>
+            <w:pPr>
+              <w:spacing w:after="30" w:line="250" w:lineRule="auto"/>
+            </w:pPr>
+            <w:r>
+              <w:t>z=open</w:t>
+            </w:r>
+          </w:p>
+        </w:tc>
+        <w:tc>
+          <w:tcPr>
+            <w:tcW w:w="1550" w:type="dxa"/>
+            <w:tcMar>
+              <w:top w:w="70" w:type="dxa"/>
+              <w:left w:w="70" w:type="dxa"/>
+              <w:bottom w:w="70" w:type="dxa"/>
+              <w:right w:w="70" w:type="dxa"/>
+            </w:tcMar>
+          </w:tcPr>
+          <w:p>
+            <w:pPr>
+              <w:spacing w:after="30" w:line="250" w:lineRule="auto"/>
+            </w:pPr>
+            <w:r>
+              <w:t>316.067</w:t>
+            </w:r>
+          </w:p>
+        </w:tc>
+        <w:tc>
+          <w:tcPr>
+            <w:tcW w:w="2200" w:type="dxa"/>
+            <w:tcMar>
+              <w:top w:w="70" w:type="dxa"/>
+              <w:left w:w="70" w:type="dxa"/>
+              <w:bottom w:w="70" w:type="dxa"/>
+              <w:right w:w="70" w:type="dxa"/>
+            </w:tcMar>
+          </w:tcPr>
+          <w:p>
+            <w:pPr>
+              <w:spacing w:after="30" w:line="250" w:lineRule="auto"/>
+            </w:pPr>
+            <w:r>
+              <w:t>0.887413499</w:t>
+            </w:r>
+          </w:p>
+        </w:tc>
+        <w:tc>
+          <w:tcPr>
+            <w:tcW w:w="2300" w:type="dxa"/>
+            <w:tcMar>
+              <w:top w:w="70" w:type="dxa"/>
+              <w:left w:w="70" w:type="dxa"/>
+              <w:bottom w:w="70" w:type="dxa"/>
+              <w:right w:w="70" w:type="dxa"/>
+            </w:tcMar>
+          </w:tcPr>
+          <w:p>
+            <w:pPr>
+              <w:spacing w:after="30" w:line="250" w:lineRule="auto"/>
+            </w:pPr>
+            <w:r>
+              <w:t>0.998966045</w:t>
+            </w:r>
+          </w:p>
+        </w:tc>
+      </w:tr>
+      <w:tr>
+        <w:tc>
+          <w:tcPr>
+            <w:tcW w:w="1650" w:type="dxa"/>
+            <w:tcMar>
+              <w:top w:w="70" w:type="dxa"/>
+              <w:left w:w="70" w:type="dxa"/>
+              <w:bottom w:w="70" w:type="dxa"/>
+              <w:right w:w="70" w:type="dxa"/>
+            </w:tcMar>
+          </w:tcPr>
+          <w:p>
+            <w:pPr>
+              <w:spacing w:after="30" w:line="250" w:lineRule="auto"/>
+            </w:pPr>
+            <w:r>
+              <w:t>z=open</w:t>
+            </w:r>
+          </w:p>
+        </w:tc>
+        <w:tc>
+          <w:tcPr>
+            <w:tcW w:w="1550" w:type="dxa"/>
+            <w:tcMar>
+              <w:top w:w="70" w:type="dxa"/>
+              <w:left w:w="70" w:type="dxa"/>
+              <w:bottom w:w="70" w:type="dxa"/>
+              <w:right w:w="70" w:type="dxa"/>
+            </w:tcMar>
+          </w:tcPr>
+          <w:p>
+            <w:pPr>
+              <w:spacing w:after="30" w:line="250" w:lineRule="auto"/>
+            </w:pPr>
+            <w:r>
+              <w:t>317.126</w:t>
+            </w:r>
+          </w:p>
+        </w:tc>
+        <w:tc>
+          <w:tcPr>
+            <w:tcW w:w="2200" w:type="dxa"/>
+            <w:tcMar>
+              <w:top w:w="70" w:type="dxa"/>
+              <w:left w:w="70" w:type="dxa"/>
+              <w:bottom w:w="70" w:type="dxa"/>
+              <w:right w:w="70" w:type="dxa"/>
+            </w:tcMar>
+          </w:tcPr>
+          <w:p>
+            <w:pPr>
+              <w:spacing w:after="30" w:line="250" w:lineRule="auto"/>
+            </w:pPr>
+            <w:r>
+              <w:t>0.998966045</w:t>
+            </w:r>
+          </w:p>
+        </w:tc>
+        <w:tc>
+          <w:tcPr>
+            <w:tcW w:w="2300" w:type="dxa"/>
+            <w:tcMar>
+              <w:top w:w="70" w:type="dxa"/>
+              <w:left w:w="70" w:type="dxa"/>
+              <w:bottom w:w="70" w:type="dxa"/>
+              <w:right w:w="70" w:type="dxa"/>
+            </w:tcMar>
+          </w:tcPr>
+          <w:p>
+            <w:pPr>
+              <w:spacing w:after="30" w:line="250" w:lineRule="auto"/>
+            </w:pPr>
+            <w:r>
+              <w:t>0.999991556</w:t>
+            </w:r>
+          </w:p>
+        </w:tc>
+      </w:tr>
+    </w:tbl>
+    <w:p>
+      <w:pPr>
+        <w:spacing w:after="100" w:line="250" w:lineRule="auto"/>
+      </w:pPr>
+      <w:r>
+        <w:t>The robot remained stopped at posterior 0.998966045 because it was still below 0.9999. It entered STATE DRIVING only after the next observation raised the belief to 0.999991556.</w:t>
+      </w:r>
+    </w:p>
+    <w:p>
+      <w:pPr>
+        <w:spacing w:after="100" w:line="250" w:lineRule="auto"/>
+      </w:pPr>
+      <w:r>
+        <w:t>Implementation: prob_rob_labs/src/lab3_bayes/filter.py and controller.py. Evidence: evidence/logs/assignment6_bayes.log and video/prob_rob_lab3_#6.mp4.</w:t>
+      </w:r>
+    </w:p>
     <w:p>
       <w:pPr>
         <w:pStyle w:val="Heading1"/>
@@ -2131,6 +3300,262 @@
     <w:p/>
     <w:p>
       <w:pPr>
+        <w:pStyle w:val="Heading3"/>
+        <w:spacing w:after="100" w:line="250" w:lineRule="auto"/>
+      </w:pPr>
+      <w:r>
+        <w:t>Experimental and source-code probabilities</w:t>
+      </w:r>
+    </w:p>
+    <w:p>
+      <w:pPr>
+        <w:spacing w:after="100" w:line="250" w:lineRule="auto"/>
+      </w:pPr>
+      <w:r>
+        <w:t>An automated ROS 2 trial node issued 25 /door_open commands. It observed whether the door opened and commanded the hinge closed after every success so that each trial began from the same closed state.</w:t>
+      </w:r>
+    </w:p>
+    <w:tbl>
+      <w:tblPr>
+        <w:tblStyle w:val="TableGrid"/>
+        <w:tblW w:w="7500" w:type="dxa"/>
+        <w:tblLayout w:type="fixed"/>
+      </w:tblPr>
+      <w:tblGrid>
+        <w:gridCol w:w="900"/>
+        <w:gridCol w:w="1050"/>
+        <w:gridCol w:w="950"/>
+        <w:gridCol w:w="2700"/>
+        <w:gridCol w:w="1900"/>
+      </w:tblGrid>
+      <w:tr>
+        <w:tc>
+          <w:tcPr>
+            <w:tcW w:w="900" w:type="dxa"/>
+            <w:tcMar>
+              <w:top w:w="70" w:type="dxa"/>
+              <w:left w:w="70" w:type="dxa"/>
+              <w:bottom w:w="70" w:type="dxa"/>
+              <w:right w:w="70" w:type="dxa"/>
+            </w:tcMar>
+          </w:tcPr>
+          <w:p>
+            <w:pPr>
+              <w:spacing w:after="30" w:line="250" w:lineRule="auto"/>
+            </w:pPr>
+            <w:r>
+              <w:rPr>
+                <w:b/>
+              </w:rPr>
+              <w:t>Trials</w:t>
+            </w:r>
+          </w:p>
+        </w:tc>
+        <w:tc>
+          <w:tcPr>
+            <w:tcW w:w="1050" w:type="dxa"/>
+            <w:tcMar>
+              <w:top w:w="70" w:type="dxa"/>
+              <w:left w:w="70" w:type="dxa"/>
+              <w:bottom w:w="70" w:type="dxa"/>
+              <w:right w:w="70" w:type="dxa"/>
+            </w:tcMar>
+          </w:tcPr>
+          <w:p>
+            <w:pPr>
+              <w:spacing w:after="30" w:line="250" w:lineRule="auto"/>
+            </w:pPr>
+            <w:r>
+              <w:rPr>
+                <w:b/>
+              </w:rPr>
+              <w:t>Successes</w:t>
+            </w:r>
+          </w:p>
+        </w:tc>
+        <w:tc>
+          <w:tcPr>
+            <w:tcW w:w="950" w:type="dxa"/>
+            <w:tcMar>
+              <w:top w:w="70" w:type="dxa"/>
+              <w:left w:w="70" w:type="dxa"/>
+              <w:bottom w:w="70" w:type="dxa"/>
+              <w:right w:w="70" w:type="dxa"/>
+            </w:tcMar>
+          </w:tcPr>
+          <w:p>
+            <w:pPr>
+              <w:spacing w:after="30" w:line="250" w:lineRule="auto"/>
+            </w:pPr>
+            <w:r>
+              <w:rPr>
+                <w:b/>
+              </w:rPr>
+              <w:t>Failures</w:t>
+            </w:r>
+          </w:p>
+        </w:tc>
+        <w:tc>
+          <w:tcPr>
+            <w:tcW w:w="2700" w:type="dxa"/>
+            <w:tcMar>
+              <w:top w:w="70" w:type="dxa"/>
+              <w:left w:w="70" w:type="dxa"/>
+              <w:bottom w:w="70" w:type="dxa"/>
+              <w:right w:w="70" w:type="dxa"/>
+            </w:tcMar>
+          </w:tcPr>
+          <w:p>
+            <w:pPr>
+              <w:spacing w:after="30" w:line="250" w:lineRule="auto"/>
+            </w:pPr>
+            <w:r>
+              <w:rPr>
+                <w:b/>
+              </w:rPr>
+              <w:t>Measured P(open | command)</w:t>
+            </w:r>
+          </w:p>
+        </w:tc>
+        <w:tc>
+          <w:tcPr>
+            <w:tcW w:w="1900" w:type="dxa"/>
+            <w:tcMar>
+              <w:top w:w="70" w:type="dxa"/>
+              <w:left w:w="70" w:type="dxa"/>
+              <w:bottom w:w="70" w:type="dxa"/>
+              <w:right w:w="70" w:type="dxa"/>
+            </w:tcMar>
+          </w:tcPr>
+          <w:p>
+            <w:pPr>
+              <w:spacing w:after="30" w:line="250" w:lineRule="auto"/>
+            </w:pPr>
+            <w:r>
+              <w:rPr>
+                <w:b/>
+              </w:rPr>
+              <w:t>Actual probability</w:t>
+            </w:r>
+          </w:p>
+        </w:tc>
+      </w:tr>
+      <w:tr>
+        <w:tc>
+          <w:tcPr>
+            <w:tcW w:w="900" w:type="dxa"/>
+            <w:tcMar>
+              <w:top w:w="70" w:type="dxa"/>
+              <w:left w:w="70" w:type="dxa"/>
+              <w:bottom w:w="70" w:type="dxa"/>
+              <w:right w:w="70" w:type="dxa"/>
+            </w:tcMar>
+          </w:tcPr>
+          <w:p>
+            <w:pPr>
+              <w:spacing w:after="30" w:line="250" w:lineRule="auto"/>
+            </w:pPr>
+            <w:r>
+              <w:t>25</w:t>
+            </w:r>
+          </w:p>
+        </w:tc>
+        <w:tc>
+          <w:tcPr>
+            <w:tcW w:w="1050" w:type="dxa"/>
+            <w:tcMar>
+              <w:top w:w="70" w:type="dxa"/>
+              <w:left w:w="70" w:type="dxa"/>
+              <w:bottom w:w="70" w:type="dxa"/>
+              <w:right w:w="70" w:type="dxa"/>
+            </w:tcMar>
+          </w:tcPr>
+          <w:p>
+            <w:pPr>
+              <w:spacing w:after="30" w:line="250" w:lineRule="auto"/>
+            </w:pPr>
+            <w:r>
+              <w:t>4</w:t>
+            </w:r>
+          </w:p>
+        </w:tc>
+        <w:tc>
+          <w:tcPr>
+            <w:tcW w:w="950" w:type="dxa"/>
+            <w:tcMar>
+              <w:top w:w="70" w:type="dxa"/>
+              <w:left w:w="70" w:type="dxa"/>
+              <w:bottom w:w="70" w:type="dxa"/>
+              <w:right w:w="70" w:type="dxa"/>
+            </w:tcMar>
+          </w:tcPr>
+          <w:p>
+            <w:pPr>
+              <w:spacing w:after="30" w:line="250" w:lineRule="auto"/>
+            </w:pPr>
+            <w:r>
+              <w:t>21</w:t>
+            </w:r>
+          </w:p>
+        </w:tc>
+        <w:tc>
+          <w:tcPr>
+            <w:tcW w:w="2700" w:type="dxa"/>
+            <w:tcMar>
+              <w:top w:w="70" w:type="dxa"/>
+              <w:left w:w="70" w:type="dxa"/>
+              <w:bottom w:w="70" w:type="dxa"/>
+              <w:right w:w="70" w:type="dxa"/>
+            </w:tcMar>
+          </w:tcPr>
+          <w:p>
+            <w:pPr>
+              <w:spacing w:after="30" w:line="250" w:lineRule="auto"/>
+            </w:pPr>
+            <w:r>
+              <w:t>4/25 = 0.16</w:t>
+            </w:r>
+          </w:p>
+        </w:tc>
+        <w:tc>
+          <w:tcPr>
+            <w:tcW w:w="1900" w:type="dxa"/>
+            <w:tcMar>
+              <w:top w:w="70" w:type="dxa"/>
+              <w:left w:w="70" w:type="dxa"/>
+              <w:bottom w:w="70" w:type="dxa"/>
+              <w:right w:w="70" w:type="dxa"/>
+            </w:tcMar>
+          </w:tcPr>
+          <w:p>
+            <w:pPr>
+              <w:spacing w:after="30" w:line="250" w:lineRule="auto"/>
+            </w:pPr>
+            <w:r>
+              <w:t>1/5 = 0.20</w:t>
+            </w:r>
+          </w:p>
+        </w:tc>
+      </w:tr>
+    </w:tbl>
+    <w:p>
+      <w:pPr>
+        <w:spacing w:after="100" w:line="250" w:lineRule="auto"/>
+      </w:pPr>
+      <w:r>
+        <w:t>The measured value differs from 0.20 because 25 Bernoulli trials have sampling variation. The source code uses random.choice([1.0, 0.0, 0.0, 0.0, 0.0]); exactly one of five equally likely outcomes applies opening torque, so the actual probability is 0.20.</w:t>
+      </w:r>
+    </w:p>
+    <w:p>
+      <w:pPr>
+        <w:spacing w:after="100" w:line="250" w:lineRule="auto"/>
+      </w:pPr>
+      <w:r>
+        <w:t>Automation: tools/run_assignment7_trials.py. Door-opener source: prob_rob_labs/src/flaky_door_opener/flaky_door_opener.py. Evidence: evidence/logs/assignment7_trials.log and video/prob_rob_lab3_#7.mp4.</w:t>
+      </w:r>
+    </w:p>
+    <w:p>
+      <w:pPr>
         <w:pStyle w:val="Heading2"/>
       </w:pPr>
       <w:r>
@@ -2143,6 +3568,568 @@
       </w:pPr>
       <w:r>
         <w:t>Design the controller that attempts to open the door using the door-opener topic, and estimates the probability of the door being opened using the Bayes filter. Use the probabilities you measured to design the prediction and measurement model. The robot should move if the estimated probability of the door being open is 0.99 or higher. Submit the code and demonstrate to the instructor that your estimator works.</w:t>
+      </w:r>
+    </w:p>
+    <w:p>
+      <w:pPr>
+        <w:pStyle w:val="Heading3"/>
+        <w:spacing w:after="100" w:line="250" w:lineRule="auto"/>
+      </w:pPr>
+      <w:r>
+        <w:t>Full Bayes-filter design and demonstration</w:t>
+      </w:r>
+    </w:p>
+    <w:p>
+      <w:pPr>
+        <w:spacing w:after="100" w:line="250" w:lineRule="auto"/>
+      </w:pPr>
+      <w:r>
+        <w:t>The full filter combines a command prediction with the camera measurement update. For an open command, the prediction is b̄(open) = b(open) + [1 − b(open)]p_success, assuming an open door remains open. The recorded experiment used the measured p_success=0.16, prior b(open)=0, measurement values P(z=open | x=open)=0.988584 and P(z=open | x=closed)=0.008065, and the required motion threshold b(open) ≥ 0.99.</w:t>
+      </w:r>
+    </w:p>
+    <w:p>
+      <w:pPr>
+        <w:spacing w:after="100" w:line="250" w:lineRule="auto"/>
+      </w:pPr>
+      <w:r>
+        <w:rPr>
+          <w:b/>
+        </w:rPr>
+        <w:t>Key events from the successful final attempt:</w:t>
+      </w:r>
+    </w:p>
+    <w:tbl>
+      <w:tblPr>
+        <w:tblStyle w:val="TableGrid"/>
+        <w:tblW w:w="8200" w:type="dxa"/>
+        <w:tblLayout w:type="fixed"/>
+      </w:tblPr>
+      <w:tblGrid>
+        <w:gridCol w:w="2100"/>
+        <w:gridCol w:w="1700"/>
+        <w:gridCol w:w="1800"/>
+        <w:gridCol w:w="2600"/>
+      </w:tblGrid>
+      <w:tr>
+        <w:tc>
+          <w:tcPr>
+            <w:tcW w:w="2100" w:type="dxa"/>
+            <w:tcMar>
+              <w:top w:w="70" w:type="dxa"/>
+              <w:left w:w="70" w:type="dxa"/>
+              <w:bottom w:w="70" w:type="dxa"/>
+              <w:right w:w="70" w:type="dxa"/>
+            </w:tcMar>
+          </w:tcPr>
+          <w:p>
+            <w:pPr>
+              <w:spacing w:after="30" w:line="250" w:lineRule="auto"/>
+            </w:pPr>
+            <w:r>
+              <w:rPr>
+                <w:b/>
+              </w:rPr>
+              <w:t>Event</w:t>
+            </w:r>
+          </w:p>
+        </w:tc>
+        <w:tc>
+          <w:tcPr>
+            <w:tcW w:w="1700" w:type="dxa"/>
+            <w:tcMar>
+              <w:top w:w="70" w:type="dxa"/>
+              <w:left w:w="70" w:type="dxa"/>
+              <w:bottom w:w="70" w:type="dxa"/>
+              <w:right w:w="70" w:type="dxa"/>
+            </w:tcMar>
+          </w:tcPr>
+          <w:p>
+            <w:pPr>
+              <w:spacing w:after="30" w:line="250" w:lineRule="auto"/>
+            </w:pPr>
+            <w:r>
+              <w:rPr>
+                <w:b/>
+              </w:rPr>
+              <w:t>Prior</w:t>
+            </w:r>
+          </w:p>
+        </w:tc>
+        <w:tc>
+          <w:tcPr>
+            <w:tcW w:w="1800" w:type="dxa"/>
+            <w:tcMar>
+              <w:top w:w="70" w:type="dxa"/>
+              <w:left w:w="70" w:type="dxa"/>
+              <w:bottom w:w="70" w:type="dxa"/>
+              <w:right w:w="70" w:type="dxa"/>
+            </w:tcMar>
+          </w:tcPr>
+          <w:p>
+            <w:pPr>
+              <w:spacing w:after="30" w:line="250" w:lineRule="auto"/>
+            </w:pPr>
+            <w:r>
+              <w:rPr>
+                <w:b/>
+              </w:rPr>
+              <w:t>Posterior</w:t>
+            </w:r>
+          </w:p>
+        </w:tc>
+        <w:tc>
+          <w:tcPr>
+            <w:tcW w:w="2600" w:type="dxa"/>
+            <w:tcMar>
+              <w:top w:w="70" w:type="dxa"/>
+              <w:left w:w="70" w:type="dxa"/>
+              <w:bottom w:w="70" w:type="dxa"/>
+              <w:right w:w="70" w:type="dxa"/>
+            </w:tcMar>
+          </w:tcPr>
+          <w:p>
+            <w:pPr>
+              <w:spacing w:after="30" w:line="250" w:lineRule="auto"/>
+            </w:pPr>
+            <w:r>
+              <w:rPr>
+                <w:b/>
+              </w:rPr>
+              <w:t>Interpretation</w:t>
+            </w:r>
+          </w:p>
+        </w:tc>
+      </w:tr>
+      <w:tr>
+        <w:tc>
+          <w:tcPr>
+            <w:tcW w:w="2100" w:type="dxa"/>
+            <w:tcMar>
+              <w:top w:w="70" w:type="dxa"/>
+              <w:left w:w="70" w:type="dxa"/>
+              <w:bottom w:w="70" w:type="dxa"/>
+              <w:right w:w="70" w:type="dxa"/>
+            </w:tcMar>
+          </w:tcPr>
+          <w:p>
+            <w:pPr>
+              <w:spacing w:after="30" w:line="250" w:lineRule="auto"/>
+            </w:pPr>
+            <w:r>
+              <w:t>Open-command prediction</w:t>
+            </w:r>
+          </w:p>
+        </w:tc>
+        <w:tc>
+          <w:tcPr>
+            <w:tcW w:w="1700" w:type="dxa"/>
+            <w:tcMar>
+              <w:top w:w="70" w:type="dxa"/>
+              <w:left w:w="70" w:type="dxa"/>
+              <w:bottom w:w="70" w:type="dxa"/>
+              <w:right w:w="70" w:type="dxa"/>
+            </w:tcMar>
+          </w:tcPr>
+          <w:p>
+            <w:pPr>
+              <w:spacing w:after="30" w:line="250" w:lineRule="auto"/>
+            </w:pPr>
+            <w:r>
+              <w:t>0.000000000</w:t>
+            </w:r>
+          </w:p>
+        </w:tc>
+        <w:tc>
+          <w:tcPr>
+            <w:tcW w:w="1800" w:type="dxa"/>
+            <w:tcMar>
+              <w:top w:w="70" w:type="dxa"/>
+              <w:left w:w="70" w:type="dxa"/>
+              <w:bottom w:w="70" w:type="dxa"/>
+              <w:right w:w="70" w:type="dxa"/>
+            </w:tcMar>
+          </w:tcPr>
+          <w:p>
+            <w:pPr>
+              <w:spacing w:after="30" w:line="250" w:lineRule="auto"/>
+            </w:pPr>
+            <w:r>
+              <w:t>0.160000000</w:t>
+            </w:r>
+          </w:p>
+        </w:tc>
+        <w:tc>
+          <w:tcPr>
+            <w:tcW w:w="2600" w:type="dxa"/>
+            <w:tcMar>
+              <w:top w:w="70" w:type="dxa"/>
+              <w:left w:w="70" w:type="dxa"/>
+              <w:bottom w:w="70" w:type="dxa"/>
+              <w:right w:w="70" w:type="dxa"/>
+            </w:tcMar>
+          </w:tcPr>
+          <w:p>
+            <w:pPr>
+              <w:spacing w:after="30" w:line="250" w:lineRule="auto"/>
+            </w:pPr>
+            <w:r>
+              <w:t>16% command-success model</w:t>
+            </w:r>
+          </w:p>
+        </w:tc>
+      </w:tr>
+      <w:tr>
+        <w:tc>
+          <w:tcPr>
+            <w:tcW w:w="2100" w:type="dxa"/>
+            <w:tcMar>
+              <w:top w:w="70" w:type="dxa"/>
+              <w:left w:w="70" w:type="dxa"/>
+              <w:bottom w:w="70" w:type="dxa"/>
+              <w:right w:w="70" w:type="dxa"/>
+            </w:tcMar>
+          </w:tcPr>
+          <w:p>
+            <w:pPr>
+              <w:spacing w:after="30" w:line="250" w:lineRule="auto"/>
+            </w:pPr>
+            <w:r>
+              <w:t>Open measurement</w:t>
+            </w:r>
+          </w:p>
+        </w:tc>
+        <w:tc>
+          <w:tcPr>
+            <w:tcW w:w="1700" w:type="dxa"/>
+            <w:tcMar>
+              <w:top w:w="70" w:type="dxa"/>
+              <w:left w:w="70" w:type="dxa"/>
+              <w:bottom w:w="70" w:type="dxa"/>
+              <w:right w:w="70" w:type="dxa"/>
+            </w:tcMar>
+          </w:tcPr>
+          <w:p>
+            <w:pPr>
+              <w:spacing w:after="30" w:line="250" w:lineRule="auto"/>
+            </w:pPr>
+            <w:r>
+              <w:t>0.160000000</w:t>
+            </w:r>
+          </w:p>
+        </w:tc>
+        <w:tc>
+          <w:tcPr>
+            <w:tcW w:w="1800" w:type="dxa"/>
+            <w:tcMar>
+              <w:top w:w="70" w:type="dxa"/>
+              <w:left w:w="70" w:type="dxa"/>
+              <w:bottom w:w="70" w:type="dxa"/>
+              <w:right w:w="70" w:type="dxa"/>
+            </w:tcMar>
+          </w:tcPr>
+          <w:p>
+            <w:pPr>
+              <w:spacing w:after="30" w:line="250" w:lineRule="auto"/>
+            </w:pPr>
+            <w:r>
+              <w:t>0.958928885</w:t>
+            </w:r>
+          </w:p>
+        </w:tc>
+        <w:tc>
+          <w:tcPr>
+            <w:tcW w:w="2600" w:type="dxa"/>
+            <w:tcMar>
+              <w:top w:w="70" w:type="dxa"/>
+              <w:left w:w="70" w:type="dxa"/>
+              <w:bottom w:w="70" w:type="dxa"/>
+              <w:right w:w="70" w:type="dxa"/>
+            </w:tcMar>
+          </w:tcPr>
+          <w:p>
+            <w:pPr>
+              <w:spacing w:after="30" w:line="250" w:lineRule="auto"/>
+            </w:pPr>
+            <w:r>
+              <w:t>Strong evidence that door opened</w:t>
+            </w:r>
+          </w:p>
+        </w:tc>
+      </w:tr>
+      <w:tr>
+        <w:tc>
+          <w:tcPr>
+            <w:tcW w:w="2100" w:type="dxa"/>
+            <w:tcMar>
+              <w:top w:w="70" w:type="dxa"/>
+              <w:left w:w="70" w:type="dxa"/>
+              <w:bottom w:w="70" w:type="dxa"/>
+              <w:right w:w="70" w:type="dxa"/>
+            </w:tcMar>
+          </w:tcPr>
+          <w:p>
+            <w:pPr>
+              <w:spacing w:after="30" w:line="250" w:lineRule="auto"/>
+            </w:pPr>
+            <w:r>
+              <w:t>Open measurement</w:t>
+            </w:r>
+          </w:p>
+        </w:tc>
+        <w:tc>
+          <w:tcPr>
+            <w:tcW w:w="1700" w:type="dxa"/>
+            <w:tcMar>
+              <w:top w:w="70" w:type="dxa"/>
+              <w:left w:w="70" w:type="dxa"/>
+              <w:bottom w:w="70" w:type="dxa"/>
+              <w:right w:w="70" w:type="dxa"/>
+            </w:tcMar>
+          </w:tcPr>
+          <w:p>
+            <w:pPr>
+              <w:spacing w:after="30" w:line="250" w:lineRule="auto"/>
+            </w:pPr>
+            <w:r>
+              <w:t>0.958928885</w:t>
+            </w:r>
+          </w:p>
+        </w:tc>
+        <w:tc>
+          <w:tcPr>
+            <w:tcW w:w="1800" w:type="dxa"/>
+            <w:tcMar>
+              <w:top w:w="70" w:type="dxa"/>
+              <w:left w:w="70" w:type="dxa"/>
+              <w:bottom w:w="70" w:type="dxa"/>
+              <w:right w:w="70" w:type="dxa"/>
+            </w:tcMar>
+          </w:tcPr>
+          <w:p>
+            <w:pPr>
+              <w:spacing w:after="30" w:line="250" w:lineRule="auto"/>
+            </w:pPr>
+            <w:r>
+              <w:t>0.999650708</w:t>
+            </w:r>
+          </w:p>
+        </w:tc>
+        <w:tc>
+          <w:tcPr>
+            <w:tcW w:w="2600" w:type="dxa"/>
+            <w:tcMar>
+              <w:top w:w="70" w:type="dxa"/>
+              <w:left w:w="70" w:type="dxa"/>
+              <w:bottom w:w="70" w:type="dxa"/>
+              <w:right w:w="70" w:type="dxa"/>
+            </w:tcMar>
+          </w:tcPr>
+          <w:p>
+            <w:pPr>
+              <w:spacing w:after="30" w:line="250" w:lineRule="auto"/>
+            </w:pPr>
+            <w:r>
+              <w:t>Exceeds 0.99 decision threshold</w:t>
+            </w:r>
+          </w:p>
+        </w:tc>
+      </w:tr>
+      <w:tr>
+        <w:tc>
+          <w:tcPr>
+            <w:tcW w:w="2100" w:type="dxa"/>
+            <w:tcMar>
+              <w:top w:w="70" w:type="dxa"/>
+              <w:left w:w="70" w:type="dxa"/>
+              <w:bottom w:w="70" w:type="dxa"/>
+              <w:right w:w="70" w:type="dxa"/>
+            </w:tcMar>
+          </w:tcPr>
+          <w:p>
+            <w:pPr>
+              <w:spacing w:after="30" w:line="250" w:lineRule="auto"/>
+            </w:pPr>
+            <w:r>
+              <w:t>STATE DRIVING</w:t>
+            </w:r>
+          </w:p>
+        </w:tc>
+        <w:tc>
+          <w:tcPr>
+            <w:tcW w:w="1700" w:type="dxa"/>
+            <w:tcMar>
+              <w:top w:w="70" w:type="dxa"/>
+              <w:left w:w="70" w:type="dxa"/>
+              <w:bottom w:w="70" w:type="dxa"/>
+              <w:right w:w="70" w:type="dxa"/>
+            </w:tcMar>
+          </w:tcPr>
+          <w:p>
+            <w:pPr>
+              <w:spacing w:after="30" w:line="250" w:lineRule="auto"/>
+            </w:pPr>
+            <w:r>
+              <w:t>—</w:t>
+            </w:r>
+          </w:p>
+        </w:tc>
+        <w:tc>
+          <w:tcPr>
+            <w:tcW w:w="1800" w:type="dxa"/>
+            <w:tcMar>
+              <w:top w:w="70" w:type="dxa"/>
+              <w:left w:w="70" w:type="dxa"/>
+              <w:bottom w:w="70" w:type="dxa"/>
+              <w:right w:w="70" w:type="dxa"/>
+            </w:tcMar>
+          </w:tcPr>
+          <w:p>
+            <w:pPr>
+              <w:spacing w:after="30" w:line="250" w:lineRule="auto"/>
+            </w:pPr>
+            <w:r>
+              <w:t>0.999650708</w:t>
+            </w:r>
+          </w:p>
+        </w:tc>
+        <w:tc>
+          <w:tcPr>
+            <w:tcW w:w="2600" w:type="dxa"/>
+            <w:tcMar>
+              <w:top w:w="70" w:type="dxa"/>
+              <w:left w:w="70" w:type="dxa"/>
+              <w:bottom w:w="70" w:type="dxa"/>
+              <w:right w:w="70" w:type="dxa"/>
+            </w:tcMar>
+          </w:tcPr>
+          <w:p>
+            <w:pPr>
+              <w:spacing w:after="30" w:line="250" w:lineRule="auto"/>
+            </w:pPr>
+            <w:r>
+              <w:t>Robot moves only after threshold</w:t>
+            </w:r>
+          </w:p>
+        </w:tc>
+      </w:tr>
+      <w:tr>
+        <w:tc>
+          <w:tcPr>
+            <w:tcW w:w="2100" w:type="dxa"/>
+            <w:tcMar>
+              <w:top w:w="70" w:type="dxa"/>
+              <w:left w:w="70" w:type="dxa"/>
+              <w:bottom w:w="70" w:type="dxa"/>
+              <w:right w:w="70" w:type="dxa"/>
+            </w:tcMar>
+          </w:tcPr>
+          <w:p>
+            <w:pPr>
+              <w:spacing w:after="30" w:line="250" w:lineRule="auto"/>
+            </w:pPr>
+            <w:r>
+              <w:t>STOPPING / CLOSING / DONE</w:t>
+            </w:r>
+          </w:p>
+        </w:tc>
+        <w:tc>
+          <w:tcPr>
+            <w:tcW w:w="1700" w:type="dxa"/>
+            <w:tcMar>
+              <w:top w:w="70" w:type="dxa"/>
+              <w:left w:w="70" w:type="dxa"/>
+              <w:bottom w:w="70" w:type="dxa"/>
+              <w:right w:w="70" w:type="dxa"/>
+            </w:tcMar>
+          </w:tcPr>
+          <w:p>
+            <w:pPr>
+              <w:spacing w:after="30" w:line="250" w:lineRule="auto"/>
+            </w:pPr>
+            <w:r>
+              <w:t>—</w:t>
+            </w:r>
+          </w:p>
+        </w:tc>
+        <w:tc>
+          <w:tcPr>
+            <w:tcW w:w="1800" w:type="dxa"/>
+            <w:tcMar>
+              <w:top w:w="70" w:type="dxa"/>
+              <w:left w:w="70" w:type="dxa"/>
+              <w:bottom w:w="70" w:type="dxa"/>
+              <w:right w:w="70" w:type="dxa"/>
+            </w:tcMar>
+          </w:tcPr>
+          <w:p>
+            <w:pPr>
+              <w:spacing w:after="30" w:line="250" w:lineRule="auto"/>
+            </w:pPr>
+            <w:r>
+              <w:t>0.999650708</w:t>
+            </w:r>
+          </w:p>
+        </w:tc>
+        <w:tc>
+          <w:tcPr>
+            <w:tcW w:w="2600" w:type="dxa"/>
+            <w:tcMar>
+              <w:top w:w="70" w:type="dxa"/>
+              <w:left w:w="70" w:type="dxa"/>
+              <w:bottom w:w="70" w:type="dxa"/>
+              <w:right w:w="70" w:type="dxa"/>
+            </w:tcMar>
+          </w:tcPr>
+          <w:p>
+            <w:pPr>
+              <w:spacing w:after="30" w:line="250" w:lineRule="auto"/>
+            </w:pPr>
+            <w:r>
+              <w:t>Sequence completes safely</w:t>
+            </w:r>
+          </w:p>
+        </w:tc>
+      </w:tr>
+    </w:tbl>
+    <w:p>
+      <w:pPr>
+        <w:spacing w:after="100" w:line="250" w:lineRule="auto"/>
+      </w:pPr>
+      <w:r>
+        <w:t>The latest repeated closed-door calibration produced P(z=open | x=closed)=0.011338; the recorded controller used the earlier valid estimate 0.008065. The estimates are close and lead to the same decision behavior. The log shows repeated unsuccessful command predictions and closed measurements driving the belief back toward zero, followed by a successful command and two consistent open measurements that raise the posterior above 0.99.</w:t>
+      </w:r>
+    </w:p>
+    <w:p>
+      <w:pPr>
+        <w:spacing w:after="100" w:line="250" w:lineRule="auto"/>
+      </w:pPr>
+      <w:r>
+        <w:t>The initial geometry is intentional: the robot starts at x=-1.5, the door is at x=1.0, and the fire truck is beyond the doorway at x=12.0. The Gazebo camera perspective can make the robot appear to be on the opposite side, but it begins on the approach side and drives toward and through the door.</w:t>
+      </w:r>
+    </w:p>
+    <w:p>
+      <w:pPr>
+        <w:spacing w:after="100" w:line="250" w:lineRule="auto"/>
+      </w:pPr>
+      <w:r>
+        <w:t>Implementation: prob_rob_labs/src/lab3_bayes/filter.py and controller.py. Evidence: evidence/logs/assignment8_full_bayes.log and video/prob_rob_lab3_#8.mp4. The final video retains the launch parameters, failed inference, successful threshold crossing, driving, stopping, closing, and DONE states.</w:t>
+      </w:r>
+    </w:p>
+    <w:p>
+      <w:pPr>
+        <w:pStyle w:val="Heading3"/>
+        <w:spacing w:after="100" w:line="250" w:lineRule="auto"/>
+      </w:pPr>
+      <w:r>
+        <w:t>Final verification</w:t>
+      </w:r>
+    </w:p>
+    <w:p>
+      <w:pPr>
+        <w:spacing w:after="100" w:line="250" w:lineRule="auto"/>
+      </w:pPr>
+      <w:r>
+        <w:t>The Lab 3 Bayes-filter and door-sequence test suites completed successfully: 24 tests passed. The controller never commanded forward motion below its configured belief threshold in the recorded Assignment 6 and Assignment 8 demonstrations.</w:t>
       </w:r>
     </w:p>
     <w:sectPr>
